--- a/Monitoring Doc/Low Level Design.docx
+++ b/Monitoring Doc/Low Level Design.docx
@@ -41,7 +41,7 @@
           <w:color w:val="6C757D"/>
           <w:sz w:val="20"/>
         </w:rPr>
-        <w:t>Project: iHRMS Monitor - Windows Desktop Monitoring Agent | Document Version: v1.0.1 | Platform: Windows 10/11 x64</w:t>
+        <w:t>Project: Workpulse - Windows Desktop Monitoring Agent | Document Version: v1.0.1 | Platform: Windows 10/11 x64</w:t>
       </w:r>
     </w:p>
     <w:p>
@@ -912,7 +912,7 @@
                 <w:color w:val="212529"/>
                 <w:sz w:val="18"/>
               </w:rPr>
-              <w:t>Dynamically generates %LOCALAPPDATA%\iHRMS Monitor\ (data/, screenshots/, logs/, updates/).</w:t>
+              <w:t>Dynamically generates %LOCALAPPDATA%\Workpulse\ (data/, screenshots/, logs/, updates/).</w:t>
             </w:r>
           </w:p>
         </w:tc>

--- a/Monitoring Doc/Low Level Design.docx
+++ b/Monitoring Doc/Low Level Design.docx
@@ -4,77 +4,79 @@
   <w:body>
     <w:p>
       <w:pPr>
-        <w:spacing w:before="0" w:after="40"/>
+        <w:spacing w:after="40"/>
       </w:pPr>
       <w:r>
         <w:rPr>
-          <w:rFonts w:ascii="Calibri" w:hAnsi="Calibri"/>
+          <w:rFonts w:ascii="Arial" w:hAnsi="Arial"/>
           <w:b/>
-          <w:color w:val="1E73BE"/>
-          <w:sz w:val="19"/>
+          <w:color w:val="0D9488"/>
+          <w:sz w:val="20"/>
         </w:rPr>
-        <w:t>INDOVISION CONSULTANCY SERVICES</w:t>
+        <w:t>INDOVISION SERVICES</w:t>
       </w:r>
     </w:p>
     <w:p>
       <w:pPr>
-        <w:spacing w:before="80" w:after="40"/>
+        <w:spacing w:after="80"/>
       </w:pPr>
       <w:r>
         <w:rPr>
-          <w:rFonts w:ascii="Calibri" w:hAnsi="Calibri"/>
+          <w:rFonts w:ascii="Arial" w:hAnsi="Arial"/>
           <w:b/>
-          <w:color w:val="0E4B89"/>
-          <w:sz w:val="44"/>
+          <w:color w:val="0F2942"/>
+          <w:sz w:val="40"/>
         </w:rPr>
         <w:t>Low-Level Design (LLD)</w:t>
       </w:r>
     </w:p>
     <w:p>
       <w:pPr>
-        <w:spacing w:before="40" w:after="200"/>
+        <w:spacing w:after="280"/>
       </w:pPr>
       <w:r>
         <w:rPr>
-          <w:rFonts w:ascii="Calibri" w:hAnsi="Calibri"/>
+          <w:rFonts w:ascii="Arial" w:hAnsi="Arial"/>
           <w:i/>
-          <w:color w:val="6C757D"/>
-          <w:sz w:val="20"/>
+          <w:color w:val="64748B"/>
+          <w:sz w:val="19"/>
         </w:rPr>
-        <w:t>Project: Workpulse - Windows Desktop Monitoring Agent | Document Version: v1.0.1 | Platform: Windows 10/11 x64</w:t>
+        <w:t>Project: Workpulse | Application Version: 2.0.2 | Platforms: Windows 10/11 x64 &amp; macOS 12+ (Universal)</w:t>
       </w:r>
     </w:p>
     <w:p>
       <w:pPr>
-        <w:spacing w:before="0" w:after="280"/>
+        <w:spacing w:after="280"/>
       </w:pPr>
       <w:r>
         <w:rPr>
-          <w:color w:val="1E73BE"/>
+          <w:rFonts w:ascii="Arial" w:hAnsi="Arial"/>
+          <w:color w:val="0D9488"/>
+          <w:sz w:val="20"/>
         </w:rPr>
-        <w:t>――――――――――――――――――――――――――――――――――――――――――――――――――――――――――――</w:t>
+        <w:t>――――――――――――――――――――――――――――――――――――――――――――――――――――――――――</w:t>
       </w:r>
     </w:p>
     <w:p>
       <w:pPr>
         <w:keepNext/>
-        <w:spacing w:before="320" w:after="80"/>
+        <w:spacing w:before="280" w:after="120"/>
       </w:pPr>
       <w:r>
         <w:rPr>
-          <w:rFonts w:ascii="Calibri" w:hAnsi="Calibri"/>
+          <w:rFonts w:ascii="Arial" w:hAnsi="Arial"/>
           <w:b/>
-          <w:color w:val="0E4B89"/>
+          <w:color w:val="0F2942"/>
           <w:sz w:val="28"/>
         </w:rPr>
-        <w:t>1. Module Architecture &amp; Source File Mapping</w:t>
+        <w:t>1. Source Code Mapping &amp; Class Hierarchy</w:t>
       </w:r>
     </w:p>
     <w:tbl>
       <w:tblPr>
         <w:tblW w:type="auto" w:w="0"/>
         <w:jc w:val="center"/>
-        <w:tblLayout w:type="autofit"/>
+        <w:tblLayout w:type="fixed"/>
         <w:tblLook w:firstColumn="1" w:firstRow="1" w:lastColumn="0" w:lastRow="0" w:noHBand="0" w:noVBand="1" w:val="04A0"/>
       </w:tblPr>
       <w:tblGrid>
@@ -85,13 +87,13 @@
       <w:tr>
         <w:tc>
           <w:tcPr>
-            <w:tcW w:type="dxa" w:w="3312"/>
-            <w:shd w:fill="0E4B89"/>
+            <w:tcW w:type="dxa" w:w="2592"/>
+            <w:shd w:fill="0F2942"/>
             <w:tcMar>
-              <w:top w:w="100" w:type="dxa"/>
-              <w:bottom w:w="100" w:type="dxa"/>
-              <w:left w:w="120" w:type="dxa"/>
-              <w:right w:w="120" w:type="dxa"/>
+              <w:top w:w="120" w:type="dxa"/>
+              <w:bottom w:w="120" w:type="dxa"/>
+              <w:left w:w="150" w:type="dxa"/>
+              <w:right w:w="150" w:type="dxa"/>
             </w:tcMar>
           </w:tcPr>
           <w:p>
@@ -100,24 +102,24 @@
             </w:pPr>
             <w:r>
               <w:rPr>
-                <w:rFonts w:ascii="Calibri" w:hAnsi="Calibri"/>
+                <w:rFonts w:ascii="Arial" w:hAnsi="Arial"/>
                 <w:b/>
                 <w:color w:val="FFFFFF"/>
                 <w:sz w:val="19"/>
               </w:rPr>
-              <w:t>Module File</w:t>
+              <w:t>Module Path</w:t>
             </w:r>
           </w:p>
         </w:tc>
         <w:tc>
           <w:tcPr>
             <w:tcW w:type="dxa" w:w="3312"/>
-            <w:shd w:fill="0E4B89"/>
+            <w:shd w:fill="0F2942"/>
             <w:tcMar>
-              <w:top w:w="100" w:type="dxa"/>
-              <w:bottom w:w="100" w:type="dxa"/>
-              <w:left w:w="120" w:type="dxa"/>
-              <w:right w:w="120" w:type="dxa"/>
+              <w:top w:w="120" w:type="dxa"/>
+              <w:bottom w:w="120" w:type="dxa"/>
+              <w:left w:w="150" w:type="dxa"/>
+              <w:right w:w="150" w:type="dxa"/>
             </w:tcMar>
           </w:tcPr>
           <w:p>
@@ -126,24 +128,24 @@
             </w:pPr>
             <w:r>
               <w:rPr>
-                <w:rFonts w:ascii="Calibri" w:hAnsi="Calibri"/>
+                <w:rFonts w:ascii="Arial" w:hAnsi="Arial"/>
                 <w:b/>
                 <w:color w:val="FFFFFF"/>
                 <w:sz w:val="19"/>
               </w:rPr>
-              <w:t>Key Classes / Functions</w:t>
+              <w:t>Primary Classes / Functions</w:t>
             </w:r>
           </w:p>
         </w:tc>
         <w:tc>
           <w:tcPr>
-            <w:tcW w:type="dxa" w:w="3312"/>
-            <w:shd w:fill="0E4B89"/>
+            <w:tcW w:type="dxa" w:w="3888"/>
+            <w:shd w:fill="0F2942"/>
             <w:tcMar>
-              <w:top w:w="100" w:type="dxa"/>
-              <w:bottom w:w="100" w:type="dxa"/>
-              <w:left w:w="120" w:type="dxa"/>
-              <w:right w:w="120" w:type="dxa"/>
+              <w:top w:w="120" w:type="dxa"/>
+              <w:bottom w:w="120" w:type="dxa"/>
+              <w:left w:w="150" w:type="dxa"/>
+              <w:right w:w="150" w:type="dxa"/>
             </w:tcMar>
           </w:tcPr>
           <w:p>
@@ -152,12 +154,12 @@
             </w:pPr>
             <w:r>
               <w:rPr>
-                <w:rFonts w:ascii="Calibri" w:hAnsi="Calibri"/>
+                <w:rFonts w:ascii="Arial" w:hAnsi="Arial"/>
                 <w:b/>
                 <w:color w:val="FFFFFF"/>
                 <w:sz w:val="19"/>
               </w:rPr>
-              <w:t>Detailed Responsibilities</w:t>
+              <w:t>Detailed Implementation Responsibilities</w:t>
             </w:r>
           </w:p>
         </w:tc>
@@ -165,12 +167,13 @@
       <w:tr>
         <w:tc>
           <w:tcPr>
-            <w:tcW w:type="dxa" w:w="3312"/>
+            <w:tcW w:type="dxa" w:w="2592"/>
+            <w:shd w:fill="FFFFFF"/>
             <w:tcMar>
-              <w:top w:w="70" w:type="dxa"/>
-              <w:bottom w:w="70" w:type="dxa"/>
-              <w:left w:w="120" w:type="dxa"/>
-              <w:right w:w="120" w:type="dxa"/>
+              <w:top w:w="80" w:type="dxa"/>
+              <w:bottom w:w="80" w:type="dxa"/>
+              <w:left w:w="150" w:type="dxa"/>
+              <w:right w:w="150" w:type="dxa"/>
             </w:tcMar>
           </w:tcPr>
           <w:p>
@@ -179,8 +182,8 @@
             </w:pPr>
             <w:r>
               <w:rPr>
-                <w:rFonts w:ascii="Calibri" w:hAnsi="Calibri"/>
-                <w:color w:val="212529"/>
+                <w:rFonts w:ascii="Arial" w:hAnsi="Arial"/>
+                <w:color w:val="2D3748"/>
                 <w:sz w:val="18"/>
               </w:rPr>
               <w:t>config/api_config.py</w:t>
@@ -190,11 +193,12 @@
         <w:tc>
           <w:tcPr>
             <w:tcW w:type="dxa" w:w="3312"/>
+            <w:shd w:fill="FFFFFF"/>
             <w:tcMar>
-              <w:top w:w="70" w:type="dxa"/>
-              <w:bottom w:w="70" w:type="dxa"/>
-              <w:left w:w="120" w:type="dxa"/>
-              <w:right w:w="120" w:type="dxa"/>
+              <w:top w:w="80" w:type="dxa"/>
+              <w:bottom w:w="80" w:type="dxa"/>
+              <w:left w:w="150" w:type="dxa"/>
+              <w:right w:w="150" w:type="dxa"/>
             </w:tcMar>
           </w:tcPr>
           <w:p>
@@ -203,8 +207,8 @@
             </w:pPr>
             <w:r>
               <w:rPr>
-                <w:rFonts w:ascii="Calibri" w:hAnsi="Calibri"/>
-                <w:color w:val="212529"/>
+                <w:rFonts w:ascii="Arial" w:hAnsi="Arial"/>
+                <w:color w:val="2D3748"/>
                 <w:sz w:val="18"/>
               </w:rPr>
               <w:t>ApiConfig (Singleton)</w:t>
@@ -213,12 +217,13 @@
         </w:tc>
         <w:tc>
           <w:tcPr>
-            <w:tcW w:type="dxa" w:w="3312"/>
+            <w:tcW w:type="dxa" w:w="3888"/>
+            <w:shd w:fill="FFFFFF"/>
             <w:tcMar>
-              <w:top w:w="70" w:type="dxa"/>
-              <w:bottom w:w="70" w:type="dxa"/>
-              <w:left w:w="120" w:type="dxa"/>
-              <w:right w:w="120" w:type="dxa"/>
+              <w:top w:w="80" w:type="dxa"/>
+              <w:bottom w:w="80" w:type="dxa"/>
+              <w:left w:w="150" w:type="dxa"/>
+              <w:right w:w="150" w:type="dxa"/>
             </w:tcMar>
           </w:tcPr>
           <w:p>
@@ -227,11 +232,11 @@
             </w:pPr>
             <w:r>
               <w:rPr>
-                <w:rFonts w:ascii="Calibri" w:hAnsi="Calibri"/>
-                <w:color w:val="212529"/>
+                <w:rFonts w:ascii="Arial" w:hAnsi="Arial"/>
+                <w:color w:val="2D3748"/>
                 <w:sz w:val="18"/>
               </w:rPr>
-              <w:t>Manages company verification, base_url resolution, verification lock state, cache adoption.</w:t>
+              <w:t>Dynamic company verification, tenant base_url resolution, endpoint URL generation</w:t>
             </w:r>
           </w:p>
         </w:tc>
@@ -239,13 +244,13 @@
       <w:tr>
         <w:tc>
           <w:tcPr>
-            <w:tcW w:type="dxa" w:w="3312"/>
-            <w:shd w:fill="F4F7FA"/>
+            <w:tcW w:type="dxa" w:w="2592"/>
+            <w:shd w:fill="F8FAFC"/>
             <w:tcMar>
-              <w:top w:w="70" w:type="dxa"/>
-              <w:bottom w:w="70" w:type="dxa"/>
-              <w:left w:w="120" w:type="dxa"/>
-              <w:right w:w="120" w:type="dxa"/>
+              <w:top w:w="80" w:type="dxa"/>
+              <w:bottom w:w="80" w:type="dxa"/>
+              <w:left w:w="150" w:type="dxa"/>
+              <w:right w:w="150" w:type="dxa"/>
             </w:tcMar>
           </w:tcPr>
           <w:p>
@@ -254,84 +259,8 @@
             </w:pPr>
             <w:r>
               <w:rPr>
-                <w:rFonts w:ascii="Calibri" w:hAnsi="Calibri"/>
-                <w:color w:val="212529"/>
-                <w:sz w:val="18"/>
-              </w:rPr>
-              <w:t>platform_support/windows.py</w:t>
-            </w:r>
-          </w:p>
-        </w:tc>
-        <w:tc>
-          <w:tcPr>
-            <w:tcW w:type="dxa" w:w="3312"/>
-            <w:shd w:fill="F4F7FA"/>
-            <w:tcMar>
-              <w:top w:w="70" w:type="dxa"/>
-              <w:bottom w:w="70" w:type="dxa"/>
-              <w:left w:w="120" w:type="dxa"/>
-              <w:right w:w="120" w:type="dxa"/>
-            </w:tcMar>
-          </w:tcPr>
-          <w:p>
-            <w:pPr>
-              <w:jc w:val="left"/>
-            </w:pPr>
-            <w:r>
-              <w:rPr>
-                <w:rFonts w:ascii="Calibri" w:hAnsi="Calibri"/>
-                <w:color w:val="212529"/>
-                <w:sz w:val="18"/>
-              </w:rPr>
-              <w:t>WindowsPlatformProvider</w:t>
-            </w:r>
-          </w:p>
-        </w:tc>
-        <w:tc>
-          <w:tcPr>
-            <w:tcW w:type="dxa" w:w="3312"/>
-            <w:shd w:fill="F4F7FA"/>
-            <w:tcMar>
-              <w:top w:w="70" w:type="dxa"/>
-              <w:bottom w:w="70" w:type="dxa"/>
-              <w:left w:w="120" w:type="dxa"/>
-              <w:right w:w="120" w:type="dxa"/>
-            </w:tcMar>
-          </w:tcPr>
-          <w:p>
-            <w:pPr>
-              <w:jc w:val="left"/>
-            </w:pPr>
-            <w:r>
-              <w:rPr>
-                <w:rFonts w:ascii="Calibri" w:hAnsi="Calibri"/>
-                <w:color w:val="212529"/>
-                <w:sz w:val="18"/>
-              </w:rPr>
-              <w:t>Calls Win32 GetForegroundWindow, GetWindowTextW, GetLastInputInfo for active app &amp; idle detection.</w:t>
-            </w:r>
-          </w:p>
-        </w:tc>
-      </w:tr>
-      <w:tr>
-        <w:tc>
-          <w:tcPr>
-            <w:tcW w:type="dxa" w:w="3312"/>
-            <w:tcMar>
-              <w:top w:w="70" w:type="dxa"/>
-              <w:bottom w:w="70" w:type="dxa"/>
-              <w:left w:w="120" w:type="dxa"/>
-              <w:right w:w="120" w:type="dxa"/>
-            </w:tcMar>
-          </w:tcPr>
-          <w:p>
-            <w:pPr>
-              <w:jc w:val="left"/>
-            </w:pPr>
-            <w:r>
-              <w:rPr>
-                <w:rFonts w:ascii="Calibri" w:hAnsi="Calibri"/>
-                <w:color w:val="212529"/>
+                <w:rFonts w:ascii="Arial" w:hAnsi="Arial"/>
+                <w:color w:val="2D3748"/>
                 <w:sz w:val="18"/>
               </w:rPr>
               <w:t>tracker/activity_tracker.py</w:t>
@@ -341,11 +270,12 @@
         <w:tc>
           <w:tcPr>
             <w:tcW w:type="dxa" w:w="3312"/>
+            <w:shd w:fill="F8FAFC"/>
             <w:tcMar>
-              <w:top w:w="70" w:type="dxa"/>
-              <w:bottom w:w="70" w:type="dxa"/>
-              <w:left w:w="120" w:type="dxa"/>
-              <w:right w:w="120" w:type="dxa"/>
+              <w:top w:w="80" w:type="dxa"/>
+              <w:bottom w:w="80" w:type="dxa"/>
+              <w:left w:w="150" w:type="dxa"/>
+              <w:right w:w="150" w:type="dxa"/>
             </w:tcMar>
           </w:tcPr>
           <w:p>
@@ -354,8 +284,8 @@
             </w:pPr>
             <w:r>
               <w:rPr>
-                <w:rFonts w:ascii="Calibri" w:hAnsi="Calibri"/>
-                <w:color w:val="212529"/>
+                <w:rFonts w:ascii="Arial" w:hAnsi="Arial"/>
+                <w:color w:val="2D3748"/>
                 <w:sz w:val="18"/>
               </w:rPr>
               <w:t>ActivityTracker</w:t>
@@ -364,12 +294,13 @@
         </w:tc>
         <w:tc>
           <w:tcPr>
-            <w:tcW w:type="dxa" w:w="3312"/>
+            <w:tcW w:type="dxa" w:w="3888"/>
+            <w:shd w:fill="F8FAFC"/>
             <w:tcMar>
-              <w:top w:w="70" w:type="dxa"/>
-              <w:bottom w:w="70" w:type="dxa"/>
-              <w:left w:w="120" w:type="dxa"/>
-              <w:right w:w="120" w:type="dxa"/>
+              <w:top w:w="80" w:type="dxa"/>
+              <w:bottom w:w="80" w:type="dxa"/>
+              <w:left w:w="150" w:type="dxa"/>
+              <w:right w:w="150" w:type="dxa"/>
             </w:tcMar>
           </w:tcPr>
           <w:p>
@@ -378,11 +309,11 @@
             </w:pPr>
             <w:r>
               <w:rPr>
-                <w:rFonts w:ascii="Calibri" w:hAnsi="Calibri"/>
-                <w:color w:val="212529"/>
+                <w:rFonts w:ascii="Arial" w:hAnsi="Arial"/>
+                <w:color w:val="2D3748"/>
                 <w:sz w:val="18"/>
               </w:rPr>
-              <w:t>Core polling loop (1s). Implements idle state machine, retains foreground app on idle entry, computes durations.</w:t>
+              <w:t>Active application / window state machine, idle duration accumulation, session demarcation</w:t>
             </w:r>
           </w:p>
         </w:tc>
@@ -390,13 +321,13 @@
       <w:tr>
         <w:tc>
           <w:tcPr>
-            <w:tcW w:type="dxa" w:w="3312"/>
-            <w:shd w:fill="F4F7FA"/>
+            <w:tcW w:type="dxa" w:w="2592"/>
+            <w:shd w:fill="FFFFFF"/>
             <w:tcMar>
-              <w:top w:w="70" w:type="dxa"/>
-              <w:bottom w:w="70" w:type="dxa"/>
-              <w:left w:w="120" w:type="dxa"/>
-              <w:right w:w="120" w:type="dxa"/>
+              <w:top w:w="80" w:type="dxa"/>
+              <w:bottom w:w="80" w:type="dxa"/>
+              <w:left w:w="150" w:type="dxa"/>
+              <w:right w:w="150" w:type="dxa"/>
             </w:tcMar>
           </w:tcPr>
           <w:p>
@@ -405,23 +336,23 @@
             </w:pPr>
             <w:r>
               <w:rPr>
-                <w:rFonts w:ascii="Calibri" w:hAnsi="Calibri"/>
-                <w:color w:val="212529"/>
+                <w:rFonts w:ascii="Arial" w:hAnsi="Arial"/>
+                <w:color w:val="2D3748"/>
                 <w:sz w:val="18"/>
               </w:rPr>
-              <w:t>tracker/screen_capture.py</w:t>
+              <w:t>tracker/tracker_worker.py</w:t>
             </w:r>
           </w:p>
         </w:tc>
         <w:tc>
           <w:tcPr>
             <w:tcW w:type="dxa" w:w="3312"/>
-            <w:shd w:fill="F4F7FA"/>
+            <w:shd w:fill="FFFFFF"/>
             <w:tcMar>
-              <w:top w:w="70" w:type="dxa"/>
-              <w:bottom w:w="70" w:type="dxa"/>
-              <w:left w:w="120" w:type="dxa"/>
-              <w:right w:w="120" w:type="dxa"/>
+              <w:top w:w="80" w:type="dxa"/>
+              <w:bottom w:w="80" w:type="dxa"/>
+              <w:left w:w="150" w:type="dxa"/>
+              <w:right w:w="150" w:type="dxa"/>
             </w:tcMar>
           </w:tcPr>
           <w:p>
@@ -430,23 +361,23 @@
             </w:pPr>
             <w:r>
               <w:rPr>
-                <w:rFonts w:ascii="Calibri" w:hAnsi="Calibri"/>
-                <w:color w:val="212529"/>
+                <w:rFonts w:ascii="Arial" w:hAnsi="Arial"/>
+                <w:color w:val="2D3748"/>
                 <w:sz w:val="18"/>
               </w:rPr>
-              <w:t>ScreenCapture</w:t>
+              <w:t>TrackerWorker (QThread)</w:t>
             </w:r>
           </w:p>
         </w:tc>
         <w:tc>
           <w:tcPr>
-            <w:tcW w:type="dxa" w:w="3312"/>
-            <w:shd w:fill="F4F7FA"/>
+            <w:tcW w:type="dxa" w:w="3888"/>
+            <w:shd w:fill="FFFFFF"/>
             <w:tcMar>
-              <w:top w:w="70" w:type="dxa"/>
-              <w:bottom w:w="70" w:type="dxa"/>
-              <w:left w:w="120" w:type="dxa"/>
-              <w:right w:w="120" w:type="dxa"/>
+              <w:top w:w="80" w:type="dxa"/>
+              <w:bottom w:w="80" w:type="dxa"/>
+              <w:left w:w="150" w:type="dxa"/>
+              <w:right w:w="150" w:type="dxa"/>
             </w:tcMar>
           </w:tcPr>
           <w:p>
@@ -455,11 +386,11 @@
             </w:pPr>
             <w:r>
               <w:rPr>
-                <w:rFonts w:ascii="Calibri" w:hAnsi="Calibri"/>
-                <w:color w:val="212529"/>
+                <w:rFonts w:ascii="Arial" w:hAnsi="Arial"/>
+                <w:color w:val="2D3748"/>
                 <w:sz w:val="18"/>
               </w:rPr>
-              <w:t>Captures multi-monitor desktop via mss/PIL, saves PNG to %LOCALAPPDATA%\...\screenshots\.</w:t>
+              <w:t>Asynchronous 1000ms polling timer emitting TrackerState signals to GUI thread</w:t>
             </w:r>
           </w:p>
         </w:tc>
@@ -467,12 +398,13 @@
       <w:tr>
         <w:tc>
           <w:tcPr>
-            <w:tcW w:type="dxa" w:w="3312"/>
+            <w:tcW w:type="dxa" w:w="2592"/>
+            <w:shd w:fill="F8FAFC"/>
             <w:tcMar>
-              <w:top w:w="70" w:type="dxa"/>
-              <w:bottom w:w="70" w:type="dxa"/>
-              <w:left w:w="120" w:type="dxa"/>
-              <w:right w:w="120" w:type="dxa"/>
+              <w:top w:w="80" w:type="dxa"/>
+              <w:bottom w:w="80" w:type="dxa"/>
+              <w:left w:w="150" w:type="dxa"/>
+              <w:right w:w="150" w:type="dxa"/>
             </w:tcMar>
           </w:tcPr>
           <w:p>
@@ -481,22 +413,23 @@
             </w:pPr>
             <w:r>
               <w:rPr>
-                <w:rFonts w:ascii="Calibri" w:hAnsi="Calibri"/>
-                <w:color w:val="212529"/>
+                <w:rFonts w:ascii="Arial" w:hAnsi="Arial"/>
+                <w:color w:val="2D3748"/>
                 <w:sz w:val="18"/>
               </w:rPr>
-              <w:t>database/repository.py</w:t>
+              <w:t>platform_support/windows/</w:t>
             </w:r>
           </w:p>
         </w:tc>
         <w:tc>
           <w:tcPr>
             <w:tcW w:type="dxa" w:w="3312"/>
+            <w:shd w:fill="F8FAFC"/>
             <w:tcMar>
-              <w:top w:w="70" w:type="dxa"/>
-              <w:bottom w:w="70" w:type="dxa"/>
-              <w:left w:w="120" w:type="dxa"/>
-              <w:right w:w="120" w:type="dxa"/>
+              <w:top w:w="80" w:type="dxa"/>
+              <w:bottom w:w="80" w:type="dxa"/>
+              <w:left w:w="150" w:type="dxa"/>
+              <w:right w:w="150" w:type="dxa"/>
             </w:tcMar>
           </w:tcPr>
           <w:p>
@@ -505,22 +438,23 @@
             </w:pPr>
             <w:r>
               <w:rPr>
-                <w:rFonts w:ascii="Calibri" w:hAnsi="Calibri"/>
-                <w:color w:val="212529"/>
+                <w:rFonts w:ascii="Arial" w:hAnsi="Arial"/>
+                <w:color w:val="2D3748"/>
                 <w:sz w:val="18"/>
               </w:rPr>
-              <w:t>Repository</w:t>
+              <w:t>WindowsActivityProvider</w:t>
             </w:r>
           </w:p>
         </w:tc>
         <w:tc>
           <w:tcPr>
-            <w:tcW w:type="dxa" w:w="3312"/>
+            <w:tcW w:type="dxa" w:w="3888"/>
+            <w:shd w:fill="F8FAFC"/>
             <w:tcMar>
-              <w:top w:w="70" w:type="dxa"/>
-              <w:bottom w:w="70" w:type="dxa"/>
-              <w:left w:w="120" w:type="dxa"/>
-              <w:right w:w="120" w:type="dxa"/>
+              <w:top w:w="80" w:type="dxa"/>
+              <w:bottom w:w="80" w:type="dxa"/>
+              <w:left w:w="150" w:type="dxa"/>
+              <w:right w:w="150" w:type="dxa"/>
             </w:tcMar>
           </w:tcPr>
           <w:p>
@@ -529,11 +463,11 @@
             </w:pPr>
             <w:r>
               <w:rPr>
-                <w:rFonts w:ascii="Calibri" w:hAnsi="Calibri"/>
-                <w:color w:val="212529"/>
+                <w:rFonts w:ascii="Arial" w:hAnsi="Arial"/>
+                <w:color w:val="2D3748"/>
                 <w:sz w:val="18"/>
               </w:rPr>
-              <w:t>SQLite CRUD for activity_sessions, screenshots, device_config, user_sessions with employee_id scoping.</w:t>
+              <w:t>Win32 GetForegroundWindow, GetWindowThreadProcessId, GetLastInputInfo implementation</w:t>
             </w:r>
           </w:p>
         </w:tc>
@@ -541,13 +475,13 @@
       <w:tr>
         <w:tc>
           <w:tcPr>
-            <w:tcW w:type="dxa" w:w="3312"/>
-            <w:shd w:fill="F4F7FA"/>
+            <w:tcW w:type="dxa" w:w="2592"/>
+            <w:shd w:fill="FFFFFF"/>
             <w:tcMar>
-              <w:top w:w="70" w:type="dxa"/>
-              <w:bottom w:w="70" w:type="dxa"/>
-              <w:left w:w="120" w:type="dxa"/>
-              <w:right w:w="120" w:type="dxa"/>
+              <w:top w:w="80" w:type="dxa"/>
+              <w:bottom w:w="80" w:type="dxa"/>
+              <w:left w:w="150" w:type="dxa"/>
+              <w:right w:w="150" w:type="dxa"/>
             </w:tcMar>
           </w:tcPr>
           <w:p>
@@ -556,23 +490,23 @@
             </w:pPr>
             <w:r>
               <w:rPr>
-                <w:rFonts w:ascii="Calibri" w:hAnsi="Calibri"/>
-                <w:color w:val="212529"/>
+                <w:rFonts w:ascii="Arial" w:hAnsi="Arial"/>
+                <w:color w:val="2D3748"/>
                 <w:sz w:val="18"/>
               </w:rPr>
-              <w:t>services/secure_session.py</w:t>
+              <w:t>platform_support/macos/</w:t>
             </w:r>
           </w:p>
         </w:tc>
         <w:tc>
           <w:tcPr>
             <w:tcW w:type="dxa" w:w="3312"/>
-            <w:shd w:fill="F4F7FA"/>
+            <w:shd w:fill="FFFFFF"/>
             <w:tcMar>
-              <w:top w:w="70" w:type="dxa"/>
-              <w:bottom w:w="70" w:type="dxa"/>
-              <w:left w:w="120" w:type="dxa"/>
-              <w:right w:w="120" w:type="dxa"/>
+              <w:top w:w="80" w:type="dxa"/>
+              <w:bottom w:w="80" w:type="dxa"/>
+              <w:left w:w="150" w:type="dxa"/>
+              <w:right w:w="150" w:type="dxa"/>
             </w:tcMar>
           </w:tcPr>
           <w:p>
@@ -581,23 +515,23 @@
             </w:pPr>
             <w:r>
               <w:rPr>
-                <w:rFonts w:ascii="Calibri" w:hAnsi="Calibri"/>
-                <w:color w:val="212529"/>
+                <w:rFonts w:ascii="Arial" w:hAnsi="Arial"/>
+                <w:color w:val="2D3748"/>
                 <w:sz w:val="18"/>
               </w:rPr>
-              <w:t>SessionService</w:t>
+              <w:t>MacOSActivityProvider</w:t>
             </w:r>
           </w:p>
         </w:tc>
         <w:tc>
           <w:tcPr>
-            <w:tcW w:type="dxa" w:w="3312"/>
-            <w:shd w:fill="F4F7FA"/>
+            <w:tcW w:type="dxa" w:w="3888"/>
+            <w:shd w:fill="FFFFFF"/>
             <w:tcMar>
-              <w:top w:w="70" w:type="dxa"/>
-              <w:bottom w:w="70" w:type="dxa"/>
-              <w:left w:w="120" w:type="dxa"/>
-              <w:right w:w="120" w:type="dxa"/>
+              <w:top w:w="80" w:type="dxa"/>
+              <w:bottom w:w="80" w:type="dxa"/>
+              <w:left w:w="150" w:type="dxa"/>
+              <w:right w:w="150" w:type="dxa"/>
             </w:tcMar>
           </w:tcPr>
           <w:p>
@@ -606,11 +540,11 @@
             </w:pPr>
             <w:r>
               <w:rPr>
-                <w:rFonts w:ascii="Calibri" w:hAnsi="Calibri"/>
-                <w:color w:val="212529"/>
+                <w:rFonts w:ascii="Arial" w:hAnsi="Arial"/>
+                <w:color w:val="2D3748"/>
                 <w:sz w:val="18"/>
               </w:rPr>
-              <w:t>Windows DPAPI (CryptProtectData / CryptUnprotectData) encryption for tokens and auto-login.</w:t>
+              <w:t>PyObjC NSWorkspace frontmostApplication, CGEventSource idle time extraction</w:t>
             </w:r>
           </w:p>
         </w:tc>
@@ -618,12 +552,13 @@
       <w:tr>
         <w:tc>
           <w:tcPr>
-            <w:tcW w:type="dxa" w:w="3312"/>
+            <w:tcW w:type="dxa" w:w="2592"/>
+            <w:shd w:fill="F8FAFC"/>
             <w:tcMar>
-              <w:top w:w="70" w:type="dxa"/>
-              <w:bottom w:w="70" w:type="dxa"/>
-              <w:left w:w="120" w:type="dxa"/>
-              <w:right w:w="120" w:type="dxa"/>
+              <w:top w:w="80" w:type="dxa"/>
+              <w:bottom w:w="80" w:type="dxa"/>
+              <w:left w:w="150" w:type="dxa"/>
+              <w:right w:w="150" w:type="dxa"/>
             </w:tcMar>
           </w:tcPr>
           <w:p>
@@ -632,8 +567,8 @@
             </w:pPr>
             <w:r>
               <w:rPr>
-                <w:rFonts w:ascii="Calibri" w:hAnsi="Calibri"/>
-                <w:color w:val="212529"/>
+                <w:rFonts w:ascii="Arial" w:hAnsi="Arial"/>
+                <w:color w:val="2D3748"/>
                 <w:sz w:val="18"/>
               </w:rPr>
               <w:t>services/sync_service.py</w:t>
@@ -643,11 +578,12 @@
         <w:tc>
           <w:tcPr>
             <w:tcW w:type="dxa" w:w="3312"/>
+            <w:shd w:fill="F8FAFC"/>
             <w:tcMar>
-              <w:top w:w="70" w:type="dxa"/>
-              <w:bottom w:w="70" w:type="dxa"/>
-              <w:left w:w="120" w:type="dxa"/>
-              <w:right w:w="120" w:type="dxa"/>
+              <w:top w:w="80" w:type="dxa"/>
+              <w:bottom w:w="80" w:type="dxa"/>
+              <w:left w:w="150" w:type="dxa"/>
+              <w:right w:w="150" w:type="dxa"/>
             </w:tcMar>
           </w:tcPr>
           <w:p>
@@ -656,22 +592,23 @@
             </w:pPr>
             <w:r>
               <w:rPr>
-                <w:rFonts w:ascii="Calibri" w:hAnsi="Calibri"/>
-                <w:color w:val="212529"/>
+                <w:rFonts w:ascii="Arial" w:hAnsi="Arial"/>
+                <w:color w:val="2D3748"/>
                 <w:sz w:val="18"/>
               </w:rPr>
-              <w:t>SyncService</w:t>
+              <w:t>SyncService (Singleton)</w:t>
             </w:r>
           </w:p>
         </w:tc>
         <w:tc>
           <w:tcPr>
-            <w:tcW w:type="dxa" w:w="3312"/>
+            <w:tcW w:type="dxa" w:w="3888"/>
+            <w:shd w:fill="F8FAFC"/>
             <w:tcMar>
-              <w:top w:w="70" w:type="dxa"/>
-              <w:bottom w:w="70" w:type="dxa"/>
-              <w:left w:w="120" w:type="dxa"/>
-              <w:right w:w="120" w:type="dxa"/>
+              <w:top w:w="80" w:type="dxa"/>
+              <w:bottom w:w="80" w:type="dxa"/>
+              <w:left w:w="150" w:type="dxa"/>
+              <w:right w:w="150" w:type="dxa"/>
             </w:tcMar>
           </w:tcPr>
           <w:p>
@@ -680,11 +617,11 @@
             </w:pPr>
             <w:r>
               <w:rPr>
-                <w:rFonts w:ascii="Calibri" w:hAnsi="Calibri"/>
-                <w:color w:val="212529"/>
+                <w:rFonts w:ascii="Arial" w:hAnsi="Arial"/>
+                <w:color w:val="2D3748"/>
                 <w:sz w:val="18"/>
               </w:rPr>
-              <w:t>Batch activity sync, idle payload generation, multipart screenshot upload, verified file deletion on HTTP 200.</w:t>
+              <w:t>Device enrollment, get_settings sync, batch activity serialization, retry management</w:t>
             </w:r>
           </w:p>
         </w:tc>
@@ -692,13 +629,13 @@
       <w:tr>
         <w:tc>
           <w:tcPr>
-            <w:tcW w:type="dxa" w:w="3312"/>
-            <w:shd w:fill="F4F7FA"/>
+            <w:tcW w:type="dxa" w:w="2592"/>
+            <w:shd w:fill="FFFFFF"/>
             <w:tcMar>
-              <w:top w:w="70" w:type="dxa"/>
-              <w:bottom w:w="70" w:type="dxa"/>
-              <w:left w:w="120" w:type="dxa"/>
-              <w:right w:w="120" w:type="dxa"/>
+              <w:top w:w="80" w:type="dxa"/>
+              <w:bottom w:w="80" w:type="dxa"/>
+              <w:left w:w="150" w:type="dxa"/>
+              <w:right w:w="150" w:type="dxa"/>
             </w:tcMar>
           </w:tcPr>
           <w:p>
@@ -707,8 +644,316 @@
             </w:pPr>
             <w:r>
               <w:rPr>
-                <w:rFonts w:ascii="Calibri" w:hAnsi="Calibri"/>
-                <w:color w:val="212529"/>
+                <w:rFonts w:ascii="Arial" w:hAnsi="Arial"/>
+                <w:color w:val="2D3748"/>
+                <w:sz w:val="18"/>
+              </w:rPr>
+              <w:t>services/screenshot_service.py</w:t>
+            </w:r>
+          </w:p>
+        </w:tc>
+        <w:tc>
+          <w:tcPr>
+            <w:tcW w:type="dxa" w:w="3312"/>
+            <w:shd w:fill="FFFFFF"/>
+            <w:tcMar>
+              <w:top w:w="80" w:type="dxa"/>
+              <w:bottom w:w="80" w:type="dxa"/>
+              <w:left w:w="150" w:type="dxa"/>
+              <w:right w:w="150" w:type="dxa"/>
+            </w:tcMar>
+          </w:tcPr>
+          <w:p>
+            <w:pPr>
+              <w:jc w:val="left"/>
+            </w:pPr>
+            <w:r>
+              <w:rPr>
+                <w:rFonts w:ascii="Arial" w:hAnsi="Arial"/>
+                <w:color w:val="2D3748"/>
+                <w:sz w:val="18"/>
+              </w:rPr>
+              <w:t>ScreenshotService</w:t>
+            </w:r>
+          </w:p>
+        </w:tc>
+        <w:tc>
+          <w:tcPr>
+            <w:tcW w:type="dxa" w:w="3888"/>
+            <w:shd w:fill="FFFFFF"/>
+            <w:tcMar>
+              <w:top w:w="80" w:type="dxa"/>
+              <w:bottom w:w="80" w:type="dxa"/>
+              <w:left w:w="150" w:type="dxa"/>
+              <w:right w:w="150" w:type="dxa"/>
+            </w:tcMar>
+          </w:tcPr>
+          <w:p>
+            <w:pPr>
+              <w:jc w:val="left"/>
+            </w:pPr>
+            <w:r>
+              <w:rPr>
+                <w:rFonts w:ascii="Arial" w:hAnsi="Arial"/>
+                <w:color w:val="2D3748"/>
+                <w:sz w:val="18"/>
+              </w:rPr>
+              <w:t>Virtual desktop capture, JPEG compression (Q=75), base64 upload, offline SQLite queue</w:t>
+            </w:r>
+          </w:p>
+        </w:tc>
+      </w:tr>
+      <w:tr>
+        <w:tc>
+          <w:tcPr>
+            <w:tcW w:type="dxa" w:w="2592"/>
+            <w:shd w:fill="F8FAFC"/>
+            <w:tcMar>
+              <w:top w:w="80" w:type="dxa"/>
+              <w:bottom w:w="80" w:type="dxa"/>
+              <w:left w:w="150" w:type="dxa"/>
+              <w:right w:w="150" w:type="dxa"/>
+            </w:tcMar>
+          </w:tcPr>
+          <w:p>
+            <w:pPr>
+              <w:jc w:val="left"/>
+            </w:pPr>
+            <w:r>
+              <w:rPr>
+                <w:rFonts w:ascii="Arial" w:hAnsi="Arial"/>
+                <w:color w:val="2D3748"/>
+                <w:sz w:val="18"/>
+              </w:rPr>
+              <w:t>services/attendance_service.py</w:t>
+            </w:r>
+          </w:p>
+        </w:tc>
+        <w:tc>
+          <w:tcPr>
+            <w:tcW w:type="dxa" w:w="3312"/>
+            <w:shd w:fill="F8FAFC"/>
+            <w:tcMar>
+              <w:top w:w="80" w:type="dxa"/>
+              <w:bottom w:w="80" w:type="dxa"/>
+              <w:left w:w="150" w:type="dxa"/>
+              <w:right w:w="150" w:type="dxa"/>
+            </w:tcMar>
+          </w:tcPr>
+          <w:p>
+            <w:pPr>
+              <w:jc w:val="left"/>
+            </w:pPr>
+            <w:r>
+              <w:rPr>
+                <w:rFonts w:ascii="Arial" w:hAnsi="Arial"/>
+                <w:color w:val="2D3748"/>
+                <w:sz w:val="18"/>
+              </w:rPr>
+              <w:t>AttendanceService</w:t>
+            </w:r>
+          </w:p>
+        </w:tc>
+        <w:tc>
+          <w:tcPr>
+            <w:tcW w:type="dxa" w:w="3888"/>
+            <w:shd w:fill="F8FAFC"/>
+            <w:tcMar>
+              <w:top w:w="80" w:type="dxa"/>
+              <w:bottom w:w="80" w:type="dxa"/>
+              <w:left w:w="150" w:type="dxa"/>
+              <w:right w:w="150" w:type="dxa"/>
+            </w:tcMar>
+          </w:tcPr>
+          <w:p>
+            <w:pPr>
+              <w:jc w:val="left"/>
+            </w:pPr>
+            <w:r>
+              <w:rPr>
+                <w:rFonts w:ascii="Arial" w:hAnsi="Arial"/>
+                <w:color w:val="2D3748"/>
+                <w:sz w:val="18"/>
+              </w:rPr>
+              <w:t>Punch time parsing, monthly calendar grid computation, present/absent resolution</w:t>
+            </w:r>
+          </w:p>
+        </w:tc>
+      </w:tr>
+      <w:tr>
+        <w:tc>
+          <w:tcPr>
+            <w:tcW w:type="dxa" w:w="2592"/>
+            <w:shd w:fill="FFFFFF"/>
+            <w:tcMar>
+              <w:top w:w="80" w:type="dxa"/>
+              <w:bottom w:w="80" w:type="dxa"/>
+              <w:left w:w="150" w:type="dxa"/>
+              <w:right w:w="150" w:type="dxa"/>
+            </w:tcMar>
+          </w:tcPr>
+          <w:p>
+            <w:pPr>
+              <w:jc w:val="left"/>
+            </w:pPr>
+            <w:r>
+              <w:rPr>
+                <w:rFonts w:ascii="Arial" w:hAnsi="Arial"/>
+                <w:color w:val="2D3748"/>
+                <w:sz w:val="18"/>
+              </w:rPr>
+              <w:t>services/task_service.py</w:t>
+            </w:r>
+          </w:p>
+        </w:tc>
+        <w:tc>
+          <w:tcPr>
+            <w:tcW w:type="dxa" w:w="3312"/>
+            <w:shd w:fill="FFFFFF"/>
+            <w:tcMar>
+              <w:top w:w="80" w:type="dxa"/>
+              <w:bottom w:w="80" w:type="dxa"/>
+              <w:left w:w="150" w:type="dxa"/>
+              <w:right w:w="150" w:type="dxa"/>
+            </w:tcMar>
+          </w:tcPr>
+          <w:p>
+            <w:pPr>
+              <w:jc w:val="left"/>
+            </w:pPr>
+            <w:r>
+              <w:rPr>
+                <w:rFonts w:ascii="Arial" w:hAnsi="Arial"/>
+                <w:color w:val="2D3748"/>
+                <w:sz w:val="18"/>
+              </w:rPr>
+              <w:t>TaskService</w:t>
+            </w:r>
+          </w:p>
+        </w:tc>
+        <w:tc>
+          <w:tcPr>
+            <w:tcW w:type="dxa" w:w="3888"/>
+            <w:shd w:fill="FFFFFF"/>
+            <w:tcMar>
+              <w:top w:w="80" w:type="dxa"/>
+              <w:bottom w:w="80" w:type="dxa"/>
+              <w:left w:w="150" w:type="dxa"/>
+              <w:right w:w="150" w:type="dxa"/>
+            </w:tcMar>
+          </w:tcPr>
+          <w:p>
+            <w:pPr>
+              <w:jc w:val="left"/>
+            </w:pPr>
+            <w:r>
+              <w:rPr>
+                <w:rFonts w:ascii="Arial" w:hAnsi="Arial"/>
+                <w:color w:val="2D3748"/>
+                <w:sz w:val="18"/>
+              </w:rPr>
+              <w:t>KRA task retrieval, draft saving, timesheet submission via /TaskPMS/fill_time_sheet</w:t>
+            </w:r>
+          </w:p>
+        </w:tc>
+      </w:tr>
+      <w:tr>
+        <w:tc>
+          <w:tcPr>
+            <w:tcW w:type="dxa" w:w="2592"/>
+            <w:shd w:fill="F8FAFC"/>
+            <w:tcMar>
+              <w:top w:w="80" w:type="dxa"/>
+              <w:bottom w:w="80" w:type="dxa"/>
+              <w:left w:w="150" w:type="dxa"/>
+              <w:right w:w="150" w:type="dxa"/>
+            </w:tcMar>
+          </w:tcPr>
+          <w:p>
+            <w:pPr>
+              <w:jc w:val="left"/>
+            </w:pPr>
+            <w:r>
+              <w:rPr>
+                <w:rFonts w:ascii="Arial" w:hAnsi="Arial"/>
+                <w:color w:val="2D3748"/>
+                <w:sz w:val="18"/>
+              </w:rPr>
+              <w:t>services/hrms_portal_service.py</w:t>
+            </w:r>
+          </w:p>
+        </w:tc>
+        <w:tc>
+          <w:tcPr>
+            <w:tcW w:type="dxa" w:w="3312"/>
+            <w:shd w:fill="F8FAFC"/>
+            <w:tcMar>
+              <w:top w:w="80" w:type="dxa"/>
+              <w:bottom w:w="80" w:type="dxa"/>
+              <w:left w:w="150" w:type="dxa"/>
+              <w:right w:w="150" w:type="dxa"/>
+            </w:tcMar>
+          </w:tcPr>
+          <w:p>
+            <w:pPr>
+              <w:jc w:val="left"/>
+            </w:pPr>
+            <w:r>
+              <w:rPr>
+                <w:rFonts w:ascii="Arial" w:hAnsi="Arial"/>
+                <w:color w:val="2D3748"/>
+                <w:sz w:val="18"/>
+              </w:rPr>
+              <w:t>HrmsPortalService</w:t>
+            </w:r>
+          </w:p>
+        </w:tc>
+        <w:tc>
+          <w:tcPr>
+            <w:tcW w:type="dxa" w:w="3888"/>
+            <w:shd w:fill="F8FAFC"/>
+            <w:tcMar>
+              <w:top w:w="80" w:type="dxa"/>
+              <w:bottom w:w="80" w:type="dxa"/>
+              <w:left w:w="150" w:type="dxa"/>
+              <w:right w:w="150" w:type="dxa"/>
+            </w:tcMar>
+          </w:tcPr>
+          <w:p>
+            <w:pPr>
+              <w:jc w:val="left"/>
+            </w:pPr>
+            <w:r>
+              <w:rPr>
+                <w:rFonts w:ascii="Arial" w:hAnsi="Arial"/>
+                <w:color w:val="2D3748"/>
+                <w:sz w:val="18"/>
+              </w:rPr>
+              <w:t>Dynamic portal URL derivation, auto-login HTML bridge generation with daemon cleanup</w:t>
+            </w:r>
+          </w:p>
+        </w:tc>
+      </w:tr>
+      <w:tr>
+        <w:tc>
+          <w:tcPr>
+            <w:tcW w:type="dxa" w:w="2592"/>
+            <w:shd w:fill="FFFFFF"/>
+            <w:tcMar>
+              <w:top w:w="80" w:type="dxa"/>
+              <w:bottom w:w="80" w:type="dxa"/>
+              <w:left w:w="150" w:type="dxa"/>
+              <w:right w:w="150" w:type="dxa"/>
+            </w:tcMar>
+          </w:tcPr>
+          <w:p>
+            <w:pPr>
+              <w:jc w:val="left"/>
+            </w:pPr>
+            <w:r>
+              <w:rPr>
+                <w:rFonts w:ascii="Arial" w:hAnsi="Arial"/>
+                <w:color w:val="2D3748"/>
                 <w:sz w:val="18"/>
               </w:rPr>
               <w:t>services/update_service.py</w:t>
@@ -718,12 +963,12 @@
         <w:tc>
           <w:tcPr>
             <w:tcW w:type="dxa" w:w="3312"/>
-            <w:shd w:fill="F4F7FA"/>
+            <w:shd w:fill="FFFFFF"/>
             <w:tcMar>
-              <w:top w:w="70" w:type="dxa"/>
-              <w:bottom w:w="70" w:type="dxa"/>
-              <w:left w:w="120" w:type="dxa"/>
-              <w:right w:w="120" w:type="dxa"/>
+              <w:top w:w="80" w:type="dxa"/>
+              <w:bottom w:w="80" w:type="dxa"/>
+              <w:left w:w="150" w:type="dxa"/>
+              <w:right w:w="150" w:type="dxa"/>
             </w:tcMar>
           </w:tcPr>
           <w:p>
@@ -732,23 +977,23 @@
             </w:pPr>
             <w:r>
               <w:rPr>
-                <w:rFonts w:ascii="Calibri" w:hAnsi="Calibri"/>
-                <w:color w:val="212529"/>
+                <w:rFonts w:ascii="Arial" w:hAnsi="Arial"/>
+                <w:color w:val="2D3748"/>
                 <w:sz w:val="18"/>
               </w:rPr>
-              <w:t>UpdateService</w:t>
+              <w:t>UpdateCheckWorker, UpdatePipelineWorker</w:t>
             </w:r>
           </w:p>
         </w:tc>
         <w:tc>
           <w:tcPr>
-            <w:tcW w:type="dxa" w:w="3312"/>
-            <w:shd w:fill="F4F7FA"/>
+            <w:tcW w:type="dxa" w:w="3888"/>
+            <w:shd w:fill="FFFFFF"/>
             <w:tcMar>
-              <w:top w:w="70" w:type="dxa"/>
-              <w:bottom w:w="70" w:type="dxa"/>
-              <w:left w:w="120" w:type="dxa"/>
-              <w:right w:w="120" w:type="dxa"/>
+              <w:top w:w="80" w:type="dxa"/>
+              <w:bottom w:w="80" w:type="dxa"/>
+              <w:left w:w="150" w:type="dxa"/>
+              <w:right w:w="150" w:type="dxa"/>
             </w:tcMar>
           </w:tcPr>
           <w:p>
@@ -757,11 +1002,11 @@
             </w:pPr>
             <w:r>
               <w:rPr>
-                <w:rFonts w:ascii="Calibri" w:hAnsi="Calibri"/>
-                <w:color w:val="212529"/>
+                <w:rFonts w:ascii="Arial" w:hAnsi="Arial"/>
+                <w:color w:val="2D3748"/>
                 <w:sz w:val="18"/>
               </w:rPr>
-              <w:t>Update checking, SHA-256 verification, staging in AppData, detached silent_update.bat generation.</w:t>
+              <w:t>Semantic version comparison, PE signature validation, detached silent updater launch</w:t>
             </w:r>
           </w:p>
         </w:tc>
@@ -769,12 +1014,13 @@
       <w:tr>
         <w:tc>
           <w:tcPr>
-            <w:tcW w:type="dxa" w:w="3312"/>
+            <w:tcW w:type="dxa" w:w="2592"/>
+            <w:shd w:fill="F8FAFC"/>
             <w:tcMar>
-              <w:top w:w="70" w:type="dxa"/>
-              <w:bottom w:w="70" w:type="dxa"/>
-              <w:left w:w="120" w:type="dxa"/>
-              <w:right w:w="120" w:type="dxa"/>
+              <w:top w:w="80" w:type="dxa"/>
+              <w:bottom w:w="80" w:type="dxa"/>
+              <w:left w:w="150" w:type="dxa"/>
+              <w:right w:w="150" w:type="dxa"/>
             </w:tcMar>
           </w:tcPr>
           <w:p>
@@ -783,22 +1029,23 @@
             </w:pPr>
             <w:r>
               <w:rPr>
-                <w:rFonts w:ascii="Calibri" w:hAnsi="Calibri"/>
-                <w:color w:val="212529"/>
+                <w:rFonts w:ascii="Arial" w:hAnsi="Arial"/>
+                <w:color w:val="2D3748"/>
                 <w:sz w:val="18"/>
               </w:rPr>
-              <w:t>utils/version.py</w:t>
+              <w:t>services/update_state.py</w:t>
             </w:r>
           </w:p>
         </w:tc>
         <w:tc>
           <w:tcPr>
             <w:tcW w:type="dxa" w:w="3312"/>
+            <w:shd w:fill="F8FAFC"/>
             <w:tcMar>
-              <w:top w:w="70" w:type="dxa"/>
-              <w:bottom w:w="70" w:type="dxa"/>
-              <w:left w:w="120" w:type="dxa"/>
-              <w:right w:w="120" w:type="dxa"/>
+              <w:top w:w="80" w:type="dxa"/>
+              <w:bottom w:w="80" w:type="dxa"/>
+              <w:left w:w="150" w:type="dxa"/>
+              <w:right w:w="150" w:type="dxa"/>
             </w:tcMar>
           </w:tcPr>
           <w:p>
@@ -807,22 +1054,23 @@
             </w:pPr>
             <w:r>
               <w:rPr>
-                <w:rFonts w:ascii="Calibri" w:hAnsi="Calibri"/>
-                <w:color w:val="212529"/>
+                <w:rFonts w:ascii="Arial" w:hAnsi="Arial"/>
+                <w:color w:val="2D3748"/>
                 <w:sz w:val="18"/>
               </w:rPr>
-              <w:t>get_running_app_version()</w:t>
+              <w:t>UpdateStateManager (Singleton)</w:t>
             </w:r>
           </w:p>
         </w:tc>
         <w:tc>
           <w:tcPr>
-            <w:tcW w:type="dxa" w:w="3312"/>
+            <w:tcW w:type="dxa" w:w="3888"/>
+            <w:shd w:fill="F8FAFC"/>
             <w:tcMar>
-              <w:top w:w="70" w:type="dxa"/>
-              <w:bottom w:w="70" w:type="dxa"/>
-              <w:left w:w="120" w:type="dxa"/>
-              <w:right w:w="120" w:type="dxa"/>
+              <w:top w:w="80" w:type="dxa"/>
+              <w:bottom w:w="80" w:type="dxa"/>
+              <w:left w:w="150" w:type="dxa"/>
+              <w:right w:w="150" w:type="dxa"/>
             </w:tcMar>
           </w:tcPr>
           <w:p>
@@ -831,11 +1079,11 @@
             </w:pPr>
             <w:r>
               <w:rPr>
-                <w:rFonts w:ascii="Calibri" w:hAnsi="Calibri"/>
-                <w:color w:val="212529"/>
+                <w:rFonts w:ascii="Arial" w:hAnsi="Arial"/>
+                <w:color w:val="2D3748"/>
                 <w:sz w:val="18"/>
               </w:rPr>
-              <w:t>Single Source of Truth version reader. Extracts PE version header or reads VERSION file.</w:t>
+              <w:t>Atomic update_state.json management, post-restart validation, 24h loop cooldown guard</w:t>
             </w:r>
           </w:p>
         </w:tc>
@@ -843,13 +1091,13 @@
       <w:tr>
         <w:tc>
           <w:tcPr>
-            <w:tcW w:type="dxa" w:w="3312"/>
-            <w:shd w:fill="F4F7FA"/>
+            <w:tcW w:type="dxa" w:w="2592"/>
+            <w:shd w:fill="FFFFFF"/>
             <w:tcMar>
-              <w:top w:w="70" w:type="dxa"/>
-              <w:bottom w:w="70" w:type="dxa"/>
-              <w:left w:w="120" w:type="dxa"/>
-              <w:right w:w="120" w:type="dxa"/>
+              <w:top w:w="80" w:type="dxa"/>
+              <w:bottom w:w="80" w:type="dxa"/>
+              <w:left w:w="150" w:type="dxa"/>
+              <w:right w:w="150" w:type="dxa"/>
             </w:tcMar>
           </w:tcPr>
           <w:p>
@@ -858,23 +1106,23 @@
             </w:pPr>
             <w:r>
               <w:rPr>
-                <w:rFonts w:ascii="Calibri" w:hAnsi="Calibri"/>
-                <w:color w:val="212529"/>
+                <w:rFonts w:ascii="Arial" w:hAnsi="Arial"/>
+                <w:color w:val="2D3748"/>
                 <w:sz w:val="18"/>
               </w:rPr>
-              <w:t>utils/paths.py</w:t>
+              <w:t>utils/system_health.py</w:t>
             </w:r>
           </w:p>
         </w:tc>
         <w:tc>
           <w:tcPr>
             <w:tcW w:type="dxa" w:w="3312"/>
-            <w:shd w:fill="F4F7FA"/>
+            <w:shd w:fill="FFFFFF"/>
             <w:tcMar>
-              <w:top w:w="70" w:type="dxa"/>
-              <w:bottom w:w="70" w:type="dxa"/>
-              <w:left w:w="120" w:type="dxa"/>
-              <w:right w:w="120" w:type="dxa"/>
+              <w:top w:w="80" w:type="dxa"/>
+              <w:bottom w:w="80" w:type="dxa"/>
+              <w:left w:w="150" w:type="dxa"/>
+              <w:right w:w="150" w:type="dxa"/>
             </w:tcMar>
           </w:tcPr>
           <w:p>
@@ -883,23 +1131,23 @@
             </w:pPr>
             <w:r>
               <w:rPr>
-                <w:rFonts w:ascii="Calibri" w:hAnsi="Calibri"/>
-                <w:color w:val="212529"/>
+                <w:rFonts w:ascii="Arial" w:hAnsi="Arial"/>
+                <w:color w:val="2D3748"/>
                 <w:sz w:val="18"/>
               </w:rPr>
-              <w:t>get_app_data_dir()</w:t>
+              <w:t>SystemHealthCollector</w:t>
             </w:r>
           </w:p>
         </w:tc>
         <w:tc>
           <w:tcPr>
-            <w:tcW w:type="dxa" w:w="3312"/>
-            <w:shd w:fill="F4F7FA"/>
+            <w:tcW w:type="dxa" w:w="3888"/>
+            <w:shd w:fill="FFFFFF"/>
             <w:tcMar>
-              <w:top w:w="70" w:type="dxa"/>
-              <w:bottom w:w="70" w:type="dxa"/>
-              <w:left w:w="120" w:type="dxa"/>
-              <w:right w:w="120" w:type="dxa"/>
+              <w:top w:w="80" w:type="dxa"/>
+              <w:bottom w:w="80" w:type="dxa"/>
+              <w:left w:w="150" w:type="dxa"/>
+              <w:right w:w="150" w:type="dxa"/>
             </w:tcMar>
           </w:tcPr>
           <w:p>
@@ -908,162 +1156,11 @@
             </w:pPr>
             <w:r>
               <w:rPr>
-                <w:rFonts w:ascii="Calibri" w:hAnsi="Calibri"/>
-                <w:color w:val="212529"/>
+                <w:rFonts w:ascii="Arial" w:hAnsi="Arial"/>
+                <w:color w:val="2D3748"/>
                 <w:sz w:val="18"/>
               </w:rPr>
-              <w:t>Dynamically generates %LOCALAPPDATA%\Workpulse\ (data/, screenshots/, logs/, updates/).</w:t>
-            </w:r>
-          </w:p>
-        </w:tc>
-      </w:tr>
-      <w:tr>
-        <w:tc>
-          <w:tcPr>
-            <w:tcW w:type="dxa" w:w="3312"/>
-            <w:tcMar>
-              <w:top w:w="70" w:type="dxa"/>
-              <w:bottom w:w="70" w:type="dxa"/>
-              <w:left w:w="120" w:type="dxa"/>
-              <w:right w:w="120" w:type="dxa"/>
-            </w:tcMar>
-          </w:tcPr>
-          <w:p>
-            <w:pPr>
-              <w:jc w:val="left"/>
-            </w:pPr>
-            <w:r>
-              <w:rPr>
-                <w:rFonts w:ascii="Calibri" w:hAnsi="Calibri"/>
-                <w:color w:val="212529"/>
-                <w:sz w:val="18"/>
-              </w:rPr>
-              <w:t>ui/main_window.py</w:t>
-            </w:r>
-          </w:p>
-        </w:tc>
-        <w:tc>
-          <w:tcPr>
-            <w:tcW w:type="dxa" w:w="3312"/>
-            <w:tcMar>
-              <w:top w:w="70" w:type="dxa"/>
-              <w:bottom w:w="70" w:type="dxa"/>
-              <w:left w:w="120" w:type="dxa"/>
-              <w:right w:w="120" w:type="dxa"/>
-            </w:tcMar>
-          </w:tcPr>
-          <w:p>
-            <w:pPr>
-              <w:jc w:val="left"/>
-            </w:pPr>
-            <w:r>
-              <w:rPr>
-                <w:rFonts w:ascii="Calibri" w:hAnsi="Calibri"/>
-                <w:color w:val="212529"/>
-                <w:sz w:val="18"/>
-              </w:rPr>
-              <w:t>MainWindow</w:t>
-            </w:r>
-          </w:p>
-        </w:tc>
-        <w:tc>
-          <w:tcPr>
-            <w:tcW w:type="dxa" w:w="3312"/>
-            <w:tcMar>
-              <w:top w:w="70" w:type="dxa"/>
-              <w:bottom w:w="70" w:type="dxa"/>
-              <w:left w:w="120" w:type="dxa"/>
-              <w:right w:w="120" w:type="dxa"/>
-            </w:tcMar>
-          </w:tcPr>
-          <w:p>
-            <w:pPr>
-              <w:jc w:val="left"/>
-            </w:pPr>
-            <w:r>
-              <w:rPr>
-                <w:rFonts w:ascii="Calibri" w:hAnsi="Calibri"/>
-                <w:color w:val="212529"/>
-                <w:sz w:val="18"/>
-              </w:rPr>
-              <w:t>Main container, status bar, user/device dialog launcher, tray icon, version display.</w:t>
-            </w:r>
-          </w:p>
-        </w:tc>
-      </w:tr>
-      <w:tr>
-        <w:tc>
-          <w:tcPr>
-            <w:tcW w:type="dxa" w:w="3312"/>
-            <w:shd w:fill="F4F7FA"/>
-            <w:tcMar>
-              <w:top w:w="70" w:type="dxa"/>
-              <w:bottom w:w="70" w:type="dxa"/>
-              <w:left w:w="120" w:type="dxa"/>
-              <w:right w:w="120" w:type="dxa"/>
-            </w:tcMar>
-          </w:tcPr>
-          <w:p>
-            <w:pPr>
-              <w:jc w:val="left"/>
-            </w:pPr>
-            <w:r>
-              <w:rPr>
-                <w:rFonts w:ascii="Calibri" w:hAnsi="Calibri"/>
-                <w:color w:val="212529"/>
-                <w:sz w:val="18"/>
-              </w:rPr>
-              <w:t>ui/dashboard.py</w:t>
-            </w:r>
-          </w:p>
-        </w:tc>
-        <w:tc>
-          <w:tcPr>
-            <w:tcW w:type="dxa" w:w="3312"/>
-            <w:shd w:fill="F4F7FA"/>
-            <w:tcMar>
-              <w:top w:w="70" w:type="dxa"/>
-              <w:bottom w:w="70" w:type="dxa"/>
-              <w:left w:w="120" w:type="dxa"/>
-              <w:right w:w="120" w:type="dxa"/>
-            </w:tcMar>
-          </w:tcPr>
-          <w:p>
-            <w:pPr>
-              <w:jc w:val="left"/>
-            </w:pPr>
-            <w:r>
-              <w:rPr>
-                <w:rFonts w:ascii="Calibri" w:hAnsi="Calibri"/>
-                <w:color w:val="212529"/>
-                <w:sz w:val="18"/>
-              </w:rPr>
-              <w:t>DashboardWidget</w:t>
-            </w:r>
-          </w:p>
-        </w:tc>
-        <w:tc>
-          <w:tcPr>
-            <w:tcW w:type="dxa" w:w="3312"/>
-            <w:shd w:fill="F4F7FA"/>
-            <w:tcMar>
-              <w:top w:w="70" w:type="dxa"/>
-              <w:bottom w:w="70" w:type="dxa"/>
-              <w:left w:w="120" w:type="dxa"/>
-              <w:right w:w="120" w:type="dxa"/>
-            </w:tcMar>
-          </w:tcPr>
-          <w:p>
-            <w:pPr>
-              <w:jc w:val="left"/>
-            </w:pPr>
-            <w:r>
-              <w:rPr>
-                <w:rFonts w:ascii="Calibri" w:hAnsi="Calibri"/>
-                <w:color w:val="212529"/>
-                <w:sz w:val="18"/>
-              </w:rPr>
-              <w:t>Real-time activity stats, dynamic Records Uploaded counter, timeline table, tracking toggle.</w:t>
+              <w:t>psutil CPU, RAM, Disk, Battery, Network telemetry collection with integer payload rounding</w:t>
             </w:r>
           </w:p>
         </w:tc>
@@ -1071,323 +1168,78 @@
     </w:tbl>
     <w:p>
       <w:pPr>
-        <w:spacing w:before="40" w:after="80"/>
+        <w:spacing w:after="160"/>
       </w:pPr>
     </w:p>
     <w:p>
       <w:pPr>
         <w:keepNext/>
-        <w:spacing w:before="320" w:after="80"/>
+        <w:spacing w:before="280" w:after="120"/>
       </w:pPr>
       <w:r>
         <w:rPr>
-          <w:rFonts w:ascii="Calibri" w:hAnsi="Calibri"/>
+          <w:rFonts w:ascii="Arial" w:hAnsi="Arial"/>
           <w:b/>
-          <w:color w:val="0E4B89"/>
+          <w:color w:val="0F2942"/>
           <w:sz w:val="28"/>
         </w:rPr>
-        <w:t>2. Detailed Class &amp; Logic Specifications</w:t>
+        <w:t>2. Detailed Logic &amp; Algorithm Specifications</w:t>
       </w:r>
     </w:p>
     <w:p>
       <w:pPr>
         <w:keepNext/>
-        <w:spacing w:before="220" w:after="60"/>
+        <w:spacing w:before="200" w:after="80"/>
       </w:pPr>
       <w:r>
         <w:rPr>
-          <w:rFonts w:ascii="Calibri" w:hAnsi="Calibri"/>
+          <w:rFonts w:ascii="Arial" w:hAnsi="Arial"/>
           <w:b/>
-          <w:color w:val="1E73BE"/>
-          <w:sz w:val="24"/>
+          <w:color w:val="0D9488"/>
+          <w:sz w:val="23"/>
         </w:rPr>
-        <w:t>2.1 Idle Activity State Machine (tracker/activity_tracker.py)</w:t>
+        <w:t>2.1 Semantic Version Comparison (is_newer_version)</w:t>
       </w:r>
     </w:p>
     <w:p>
       <w:pPr>
-        <w:spacing w:before="40" w:after="80" w:line="276" w:lineRule="auto"/>
+        <w:spacing w:after="120" w:line="276" w:lineRule="auto"/>
       </w:pPr>
       <w:r>
         <w:rPr>
-          <w:rFonts w:ascii="Calibri" w:hAnsi="Calibri"/>
-          <w:color w:val="212529"/>
+          <w:rFonts w:ascii="Arial" w:hAnsi="Arial"/>
+          <w:color w:val="2D3748"/>
           <w:sz w:val="20"/>
         </w:rPr>
-        <w:t>When Windows last input exceeds idle_threshold_seconds:</w:t>
-      </w:r>
-    </w:p>
-    <w:p>
-      <w:pPr>
-        <w:pStyle w:val="ListBullet"/>
-        <w:spacing w:before="20" w:after="40" w:line="276" w:lineRule="auto"/>
-      </w:pPr>
-      <w:r>
-        <w:rPr>
-          <w:rFonts w:ascii="Calibri" w:hAnsi="Calibri"/>
-          <w:b/>
-          <w:color w:val="212529"/>
-          <w:sz w:val="20"/>
-        </w:rPr>
-        <w:t xml:space="preserve">Idle Entry: </w:t>
-      </w:r>
-      <w:r>
-        <w:rPr>
-          <w:rFonts w:ascii="Calibri" w:hAnsi="Calibri"/>
-          <w:color w:val="212529"/>
-          <w:sz w:val="20"/>
-        </w:rPr>
-        <w:t>Records self._idle_app_name = current_active_app, self._idle_start_time = datetime.utcnow(). Closes active work session in SQLite.</w:t>
-      </w:r>
-    </w:p>
-    <w:p>
-      <w:pPr>
-        <w:pStyle w:val="ListBullet"/>
-        <w:spacing w:before="20" w:after="40" w:line="276" w:lineRule="auto"/>
-      </w:pPr>
-      <w:r>
-        <w:rPr>
-          <w:rFonts w:ascii="Calibri" w:hAnsi="Calibri"/>
-          <w:b/>
-          <w:color w:val="212529"/>
-          <w:sz w:val="20"/>
-        </w:rPr>
-        <w:t xml:space="preserve">Idle Active: </w:t>
-      </w:r>
-      <w:r>
-        <w:rPr>
-          <w:rFonts w:ascii="Calibri" w:hAnsi="Calibri"/>
-          <w:color w:val="212529"/>
-          <w:sz w:val="20"/>
-        </w:rPr>
-        <w:t>State is set to ActivityState.IDLE. No work duration accumulated.</w:t>
-      </w:r>
-    </w:p>
-    <w:p>
-      <w:pPr>
-        <w:pStyle w:val="ListBullet"/>
-        <w:spacing w:before="20" w:after="40" w:line="276" w:lineRule="auto"/>
-      </w:pPr>
-      <w:r>
-        <w:rPr>
-          <w:rFonts w:ascii="Calibri" w:hAnsi="Calibri"/>
-          <w:b/>
-          <w:color w:val="212529"/>
-          <w:sz w:val="20"/>
-        </w:rPr>
-        <w:t xml:space="preserve">Idle Resumption: </w:t>
-      </w:r>
-      <w:r>
-        <w:rPr>
-          <w:rFonts w:ascii="Calibri" w:hAnsi="Calibri"/>
-          <w:color w:val="212529"/>
-          <w:sz w:val="20"/>
-        </w:rPr>
-        <w:t>When user moves mouse or types: calculates duration = (resumed_at - self._idle_start_time). Commits record to database with app_name = self._idle_app_name, status = 'Idle', idle_duration_seconds = duration. Re-opens new active session for the current foreground app.</w:t>
+        <w:t>Version strings are parsed into comparable integer tuples via parse_version(v). For example, '2.0.2' -&gt; (2, 0, 2) and '2.1' -&gt; (2, 1, 0). Tuples are normalized to equal length and evaluated numerically (s_norm &gt; c_norm). Missing, malformed, or older versions strictly evaluate to False.</w:t>
       </w:r>
     </w:p>
     <w:p>
       <w:pPr>
         <w:keepNext/>
-        <w:spacing w:before="220" w:after="60"/>
+        <w:spacing w:before="200" w:after="80"/>
       </w:pPr>
       <w:r>
         <w:rPr>
-          <w:rFonts w:ascii="Calibri" w:hAnsi="Calibri"/>
+          <w:rFonts w:ascii="Arial" w:hAnsi="Arial"/>
           <w:b/>
-          <w:color w:val="1E73BE"/>
-          <w:sz w:val="24"/>
+          <w:color w:val="0D9488"/>
+          <w:sz w:val="23"/>
         </w:rPr>
-        <w:t>2.2 Sync Service &amp; Verified Deletion (services/sync_service.py)</w:t>
+        <w:t>2.2 Detached Silent Updater Process Execution</w:t>
       </w:r>
     </w:p>
     <w:p>
       <w:pPr>
-        <w:spacing w:before="40" w:after="80" w:line="276" w:lineRule="auto"/>
+        <w:spacing w:after="120" w:line="276" w:lineRule="auto"/>
       </w:pPr>
       <w:r>
         <w:rPr>
-          <w:rFonts w:ascii="Calibri" w:hAnsi="Calibri"/>
-          <w:color w:val="212529"/>
+          <w:rFonts w:ascii="Arial" w:hAnsi="Arial"/>
+          <w:color w:val="2D3748"/>
           <w:sz w:val="20"/>
         </w:rPr>
-        <w:t>Screenshot upload pipeline with verification:</w:t>
-      </w:r>
-    </w:p>
-    <w:p>
-      <w:pPr>
-        <w:pStyle w:val="ListBullet"/>
-        <w:spacing w:before="20" w:after="40" w:line="276" w:lineRule="auto"/>
-      </w:pPr>
-      <w:r>
-        <w:rPr>
-          <w:rFonts w:ascii="Calibri" w:hAnsi="Calibri"/>
-          <w:b/>
-          <w:color w:val="212529"/>
-          <w:sz w:val="20"/>
-        </w:rPr>
-        <w:t xml:space="preserve">Query Staged Images: </w:t>
-      </w:r>
-      <w:r>
-        <w:rPr>
-          <w:rFonts w:ascii="Calibri" w:hAnsi="Calibri"/>
-          <w:color w:val="212529"/>
-          <w:sz w:val="20"/>
-        </w:rPr>
-        <w:t>repo.get_unuploaded_screenshots(employee_id=active_emp_id)</w:t>
-      </w:r>
-    </w:p>
-    <w:p>
-      <w:pPr>
-        <w:pStyle w:val="ListBullet"/>
-        <w:spacing w:before="20" w:after="40" w:line="276" w:lineRule="auto"/>
-      </w:pPr>
-      <w:r>
-        <w:rPr>
-          <w:rFonts w:ascii="Calibri" w:hAnsi="Calibri"/>
-          <w:b/>
-          <w:color w:val="212529"/>
-          <w:sz w:val="20"/>
-        </w:rPr>
-        <w:t xml:space="preserve">HTTP Upload: </w:t>
-      </w:r>
-      <w:r>
-        <w:rPr>
-          <w:rFonts w:ascii="Calibri" w:hAnsi="Calibri"/>
-          <w:color w:val="212529"/>
-          <w:sz w:val="20"/>
-        </w:rPr>
-        <w:t>POST /tracking/upload_screenshot with Authorization: Bearer &lt;device_token&gt;, files={'file': open(file_path, 'rb')}</w:t>
-      </w:r>
-    </w:p>
-    <w:p>
-      <w:pPr>
-        <w:pStyle w:val="ListBullet"/>
-        <w:spacing w:before="20" w:after="40" w:line="276" w:lineRule="auto"/>
-      </w:pPr>
-      <w:r>
-        <w:rPr>
-          <w:rFonts w:ascii="Calibri" w:hAnsi="Calibri"/>
-          <w:b/>
-          <w:color w:val="212529"/>
-          <w:sz w:val="20"/>
-        </w:rPr>
-        <w:t xml:space="preserve">Server Confirmation: </w:t>
-      </w:r>
-      <w:r>
-        <w:rPr>
-          <w:rFonts w:ascii="Calibri" w:hAnsi="Calibri"/>
-          <w:color w:val="212529"/>
-          <w:sz w:val="20"/>
-        </w:rPr>
-        <w:t>Check response.status_code == 200 and response.json().get('response') == 'Success'.</w:t>
-      </w:r>
-    </w:p>
-    <w:p>
-      <w:pPr>
-        <w:pStyle w:val="ListBullet"/>
-        <w:spacing w:before="20" w:after="40" w:line="276" w:lineRule="auto"/>
-      </w:pPr>
-      <w:r>
-        <w:rPr>
-          <w:rFonts w:ascii="Calibri" w:hAnsi="Calibri"/>
-          <w:b/>
-          <w:color w:val="212529"/>
-          <w:sz w:val="20"/>
-        </w:rPr>
-        <w:t xml:space="preserve">Verified Cleanup: </w:t>
-      </w:r>
-      <w:r>
-        <w:rPr>
-          <w:rFonts w:ascii="Calibri" w:hAnsi="Calibri"/>
-          <w:color w:val="212529"/>
-          <w:sz w:val="20"/>
-        </w:rPr>
-        <w:t>os.remove(file_path) is called ONLY after positive confirmation. Database record updated to is_synced = 1.</w:t>
-      </w:r>
-    </w:p>
-    <w:p>
-      <w:pPr>
-        <w:keepNext/>
-        <w:spacing w:before="220" w:after="60"/>
-      </w:pPr>
-      <w:r>
-        <w:rPr>
-          <w:rFonts w:ascii="Calibri" w:hAnsi="Calibri"/>
-          <w:b/>
-          <w:color w:val="1E73BE"/>
-          <w:sz w:val="24"/>
-        </w:rPr>
-        <w:t>2.3 Single Source of Truth Version Resolution (utils/version.py)</w:t>
-      </w:r>
-    </w:p>
-    <w:p>
-      <w:pPr>
-        <w:pStyle w:val="ListBullet"/>
-        <w:spacing w:before="20" w:after="40" w:line="276" w:lineRule="auto"/>
-      </w:pPr>
-      <w:r>
-        <w:rPr>
-          <w:rFonts w:ascii="Calibri" w:hAnsi="Calibri"/>
-          <w:b/>
-          <w:color w:val="212529"/>
-          <w:sz w:val="20"/>
-        </w:rPr>
-        <w:t xml:space="preserve">Frozen EXE Detection: </w:t>
-      </w:r>
-      <w:r>
-        <w:rPr>
-          <w:rFonts w:ascii="Calibri" w:hAnsi="Calibri"/>
-          <w:color w:val="212529"/>
-          <w:sz w:val="20"/>
-        </w:rPr>
-        <w:t>Checks if hasattr(sys, 'frozen'). If true, uses win32api.GetFileVersionInfo on sys.executable to parse VS_FIXEDFILEINFO (FileVersionMS/LS).</w:t>
-      </w:r>
-    </w:p>
-    <w:p>
-      <w:pPr>
-        <w:pStyle w:val="ListBullet"/>
-        <w:spacing w:before="20" w:after="40" w:line="276" w:lineRule="auto"/>
-      </w:pPr>
-      <w:r>
-        <w:rPr>
-          <w:rFonts w:ascii="Calibri" w:hAnsi="Calibri"/>
-          <w:b/>
-          <w:color w:val="212529"/>
-          <w:sz w:val="20"/>
-        </w:rPr>
-        <w:t xml:space="preserve">Development Mode: </w:t>
-      </w:r>
-      <w:r>
-        <w:rPr>
-          <w:rFonts w:ascii="Calibri" w:hAnsi="Calibri"/>
-          <w:color w:val="212529"/>
-          <w:sz w:val="20"/>
-        </w:rPr>
-        <w:t>Reads root VERSION file or fallback constant '1.0.1'.</w:t>
-      </w:r>
-    </w:p>
-    <w:p>
-      <w:pPr>
-        <w:pStyle w:val="ListBullet"/>
-        <w:spacing w:before="20" w:after="40" w:line="276" w:lineRule="auto"/>
-      </w:pPr>
-      <w:r>
-        <w:rPr>
-          <w:rFonts w:ascii="Calibri" w:hAnsi="Calibri"/>
-          <w:b/>
-          <w:color w:val="212529"/>
-          <w:sz w:val="20"/>
-        </w:rPr>
-        <w:t xml:space="preserve">UI Propagation: </w:t>
-      </w:r>
-      <w:r>
-        <w:rPr>
-          <w:rFonts w:ascii="Calibri" w:hAnsi="Calibri"/>
-          <w:color w:val="212529"/>
-          <w:sz w:val="20"/>
-        </w:rPr>
-        <w:t>MainWindow, LoginWindow, Dashboard, Settings, and About dialogs query get_running_app_version() directly, ensuring 100% version synchronization across the entire client.</w:t>
+        <w:t>When an update is verified and downloaded, the main application writes a detached runner script (hidden_updater.vbs on Windows / helper bash script on macOS), spawns it as a detached independent process via wscript.exe //B, and cleanly terminates the running application to release all binary file locks.</w:t>
       </w:r>
     </w:p>
     <w:sectPr>

--- a/Monitoring Doc/Low Level Design.docx
+++ b/Monitoring Doc/Low Level Design.docx
@@ -4,7 +4,7 @@
   <w:body>
     <w:p>
       <w:pPr>
-        <w:spacing w:after="40"/>
+        <w:spacing w:before="0" w:after="40"/>
       </w:pPr>
       <w:r>
         <w:rPr>
@@ -13,63 +13,61 @@
           <w:color w:val="0D9488"/>
           <w:sz w:val="20"/>
         </w:rPr>
-        <w:t>INDOVISION SERVICES</w:t>
+        <w:t>INDOVISION SERVICES PRIVATE LIMITED</w:t>
       </w:r>
     </w:p>
     <w:p>
       <w:pPr>
-        <w:spacing w:after="80"/>
+        <w:spacing w:before="0" w:after="80"/>
       </w:pPr>
       <w:r>
         <w:rPr>
           <w:rFonts w:ascii="Arial" w:hAnsi="Arial"/>
           <w:b/>
           <w:color w:val="0F2942"/>
-          <w:sz w:val="40"/>
+          <w:sz w:val="36"/>
         </w:rPr>
         <w:t>Low-Level Design (LLD)</w:t>
       </w:r>
     </w:p>
     <w:p>
       <w:pPr>
-        <w:spacing w:after="280"/>
+        <w:spacing w:before="0" w:after="120"/>
       </w:pPr>
       <w:r>
         <w:rPr>
           <w:rFonts w:ascii="Arial" w:hAnsi="Arial"/>
-          <w:i/>
           <w:color w:val="64748B"/>
           <w:sz w:val="19"/>
         </w:rPr>
-        <w:t>Project: Workpulse | Application Version: 2.0.2 | Platforms: Windows 10/11 x64 &amp; macOS 12+ (Universal)</w:t>
+        <w:t>Project: iHRMS Desktop (Workpulse Client) | Application Version: 1.1 | Platforms: Windows 10/11 x64 &amp; macOS 11+ (Universal)</w:t>
       </w:r>
     </w:p>
     <w:p>
       <w:pPr>
-        <w:spacing w:after="280"/>
+        <w:spacing w:before="0" w:after="240"/>
       </w:pPr>
       <w:r>
         <w:rPr>
           <w:rFonts w:ascii="Arial" w:hAnsi="Arial"/>
-          <w:color w:val="0D9488"/>
-          <w:sz w:val="20"/>
+          <w:color w:val="CBD5E1"/>
+          <w:sz w:val="18"/>
         </w:rPr>
         <w:t>――――――――――――――――――――――――――――――――――――――――――――――――――――――――――</w:t>
       </w:r>
     </w:p>
     <w:p>
       <w:pPr>
-        <w:keepNext/>
-        <w:spacing w:before="280" w:after="120"/>
+        <w:spacing w:before="280" w:after="80"/>
       </w:pPr>
       <w:r>
         <w:rPr>
           <w:rFonts w:ascii="Arial" w:hAnsi="Arial"/>
           <w:b/>
           <w:color w:val="0F2942"/>
-          <w:sz w:val="28"/>
+          <w:sz w:val="24"/>
         </w:rPr>
-        <w:t>1. Source Code Mapping &amp; Class Hierarchy</w:t>
+        <w:t>1. Source Code Mapping &amp; Component Responsibilities</w:t>
       </w:r>
     </w:p>
     <w:tbl>
@@ -78,27 +76,35 @@
         <w:jc w:val="center"/>
         <w:tblLayout w:type="fixed"/>
         <w:tblLook w:firstColumn="1" w:firstRow="1" w:lastColumn="0" w:lastRow="0" w:noHBand="0" w:noVBand="1" w:val="04A0"/>
+        <w:tblBorders>
+          <w:top w:val="single" w:sz="4" w:space="0" w:color="E2E8F0"/>
+          <w:left w:val="none"/>
+          <w:bottom w:val="single" w:sz="6" w:space="0" w:color="E2E8F0"/>
+          <w:right w:val="none"/>
+          <w:insideH w:val="single" w:sz="4" w:space="0" w:color="E2E8F0"/>
+          <w:insideV w:val="none"/>
+        </w:tblBorders>
       </w:tblPr>
       <w:tblGrid>
-        <w:gridCol w:w="3312"/>
-        <w:gridCol w:w="3312"/>
-        <w:gridCol w:w="3312"/>
+        <w:gridCol w:w="2880"/>
+        <w:gridCol w:w="2880"/>
+        <w:gridCol w:w="2880"/>
       </w:tblGrid>
       <w:tr>
         <w:tc>
           <w:tcPr>
-            <w:tcW w:type="dxa" w:w="2592"/>
+            <w:tcW w:type="dxa" w:w="2304"/>
             <w:shd w:fill="0F2942"/>
             <w:tcMar>
-              <w:top w:w="120" w:type="dxa"/>
-              <w:bottom w:w="120" w:type="dxa"/>
-              <w:left w:w="150" w:type="dxa"/>
-              <w:right w:w="150" w:type="dxa"/>
+              <w:top w:w="140" w:type="dxa"/>
+              <w:bottom w:w="140" w:type="dxa"/>
+              <w:left w:w="160" w:type="dxa"/>
+              <w:right w:w="160" w:type="dxa"/>
             </w:tcMar>
           </w:tcPr>
           <w:p>
             <w:pPr>
-              <w:jc w:val="left"/>
+              <w:spacing w:before="0" w:after="0"/>
             </w:pPr>
             <w:r>
               <w:rPr>
@@ -113,18 +119,18 @@
         </w:tc>
         <w:tc>
           <w:tcPr>
-            <w:tcW w:type="dxa" w:w="3312"/>
+            <w:tcW w:type="dxa" w:w="3168"/>
             <w:shd w:fill="0F2942"/>
             <w:tcMar>
-              <w:top w:w="120" w:type="dxa"/>
-              <w:bottom w:w="120" w:type="dxa"/>
-              <w:left w:w="150" w:type="dxa"/>
-              <w:right w:w="150" w:type="dxa"/>
+              <w:top w:w="140" w:type="dxa"/>
+              <w:bottom w:w="140" w:type="dxa"/>
+              <w:left w:w="160" w:type="dxa"/>
+              <w:right w:w="160" w:type="dxa"/>
             </w:tcMar>
           </w:tcPr>
           <w:p>
             <w:pPr>
-              <w:jc w:val="left"/>
+              <w:spacing w:before="0" w:after="0"/>
             </w:pPr>
             <w:r>
               <w:rPr>
@@ -142,15 +148,15 @@
             <w:tcW w:type="dxa" w:w="3888"/>
             <w:shd w:fill="0F2942"/>
             <w:tcMar>
-              <w:top w:w="120" w:type="dxa"/>
-              <w:bottom w:w="120" w:type="dxa"/>
-              <w:left w:w="150" w:type="dxa"/>
-              <w:right w:w="150" w:type="dxa"/>
+              <w:top w:w="140" w:type="dxa"/>
+              <w:bottom w:w="140" w:type="dxa"/>
+              <w:left w:w="160" w:type="dxa"/>
+              <w:right w:w="160" w:type="dxa"/>
             </w:tcMar>
           </w:tcPr>
           <w:p>
             <w:pPr>
-              <w:jc w:val="left"/>
+              <w:spacing w:before="0" w:after="0"/>
             </w:pPr>
             <w:r>
               <w:rPr>
@@ -167,22 +173,23 @@
       <w:tr>
         <w:tc>
           <w:tcPr>
-            <w:tcW w:type="dxa" w:w="2592"/>
+            <w:tcW w:type="dxa" w:w="2304"/>
             <w:shd w:fill="FFFFFF"/>
             <w:tcMar>
-              <w:top w:w="80" w:type="dxa"/>
-              <w:bottom w:w="80" w:type="dxa"/>
-              <w:left w:w="150" w:type="dxa"/>
-              <w:right w:w="150" w:type="dxa"/>
+              <w:top w:w="100" w:type="dxa"/>
+              <w:bottom w:w="100" w:type="dxa"/>
+              <w:left w:w="140" w:type="dxa"/>
+              <w:right w:w="140" w:type="dxa"/>
             </w:tcMar>
           </w:tcPr>
           <w:p>
             <w:pPr>
-              <w:jc w:val="left"/>
+              <w:spacing w:before="0" w:after="0" w:line="276" w:lineRule="auto"/>
             </w:pPr>
             <w:r>
               <w:rPr>
                 <w:rFonts w:ascii="Arial" w:hAnsi="Arial"/>
+                <w:b/>
                 <w:color w:val="2D3748"/>
                 <w:sz w:val="18"/>
               </w:rPr>
@@ -192,18 +199,18 @@
         </w:tc>
         <w:tc>
           <w:tcPr>
-            <w:tcW w:type="dxa" w:w="3312"/>
+            <w:tcW w:type="dxa" w:w="3168"/>
             <w:shd w:fill="FFFFFF"/>
             <w:tcMar>
-              <w:top w:w="80" w:type="dxa"/>
-              <w:bottom w:w="80" w:type="dxa"/>
-              <w:left w:w="150" w:type="dxa"/>
-              <w:right w:w="150" w:type="dxa"/>
+              <w:top w:w="100" w:type="dxa"/>
+              <w:bottom w:w="100" w:type="dxa"/>
+              <w:left w:w="140" w:type="dxa"/>
+              <w:right w:w="140" w:type="dxa"/>
             </w:tcMar>
           </w:tcPr>
           <w:p>
             <w:pPr>
-              <w:jc w:val="left"/>
+              <w:spacing w:before="0" w:after="0" w:line="276" w:lineRule="auto"/>
             </w:pPr>
             <w:r>
               <w:rPr>
@@ -220,15 +227,15 @@
             <w:tcW w:type="dxa" w:w="3888"/>
             <w:shd w:fill="FFFFFF"/>
             <w:tcMar>
-              <w:top w:w="80" w:type="dxa"/>
-              <w:bottom w:w="80" w:type="dxa"/>
-              <w:left w:w="150" w:type="dxa"/>
-              <w:right w:w="150" w:type="dxa"/>
+              <w:top w:w="100" w:type="dxa"/>
+              <w:bottom w:w="100" w:type="dxa"/>
+              <w:left w:w="140" w:type="dxa"/>
+              <w:right w:w="140" w:type="dxa"/>
             </w:tcMar>
           </w:tcPr>
           <w:p>
             <w:pPr>
-              <w:jc w:val="left"/>
+              <w:spacing w:before="0" w:after="0" w:line="276" w:lineRule="auto"/>
             </w:pPr>
             <w:r>
               <w:rPr>
@@ -236,7 +243,7 @@
                 <w:color w:val="2D3748"/>
                 <w:sz w:val="18"/>
               </w:rPr>
-              <w:t>Dynamic company verification, tenant base_url resolution, endpoint URL generation</w:t>
+              <w:t>Dynamic company verification, tenant base_url derivation, endpoint URL generation, cached offline configuration.</w:t>
             </w:r>
           </w:p>
         </w:tc>
@@ -244,22 +251,101 @@
       <w:tr>
         <w:tc>
           <w:tcPr>
-            <w:tcW w:type="dxa" w:w="2592"/>
+            <w:tcW w:type="dxa" w:w="2304"/>
             <w:shd w:fill="F8FAFC"/>
             <w:tcMar>
-              <w:top w:w="80" w:type="dxa"/>
-              <w:bottom w:w="80" w:type="dxa"/>
-              <w:left w:w="150" w:type="dxa"/>
-              <w:right w:w="150" w:type="dxa"/>
+              <w:top w:w="100" w:type="dxa"/>
+              <w:bottom w:w="100" w:type="dxa"/>
+              <w:left w:w="140" w:type="dxa"/>
+              <w:right w:w="140" w:type="dxa"/>
             </w:tcMar>
           </w:tcPr>
           <w:p>
             <w:pPr>
-              <w:jc w:val="left"/>
+              <w:spacing w:before="0" w:after="0" w:line="276" w:lineRule="auto"/>
             </w:pPr>
             <w:r>
               <w:rPr>
                 <w:rFonts w:ascii="Arial" w:hAnsi="Arial"/>
+                <w:b/>
+                <w:color w:val="2D3748"/>
+                <w:sz w:val="18"/>
+              </w:rPr>
+              <w:t>config/settings.py</w:t>
+            </w:r>
+          </w:p>
+        </w:tc>
+        <w:tc>
+          <w:tcPr>
+            <w:tcW w:type="dxa" w:w="3168"/>
+            <w:shd w:fill="F8FAFC"/>
+            <w:tcMar>
+              <w:top w:w="100" w:type="dxa"/>
+              <w:bottom w:w="100" w:type="dxa"/>
+              <w:left w:w="140" w:type="dxa"/>
+              <w:right w:w="140" w:type="dxa"/>
+            </w:tcMar>
+          </w:tcPr>
+          <w:p>
+            <w:pPr>
+              <w:spacing w:before="0" w:after="0" w:line="276" w:lineRule="auto"/>
+            </w:pPr>
+            <w:r>
+              <w:rPr>
+                <w:rFonts w:ascii="Arial" w:hAnsi="Arial"/>
+                <w:color w:val="2D3748"/>
+                <w:sz w:val="18"/>
+              </w:rPr>
+              <w:t>APP_NAME, get_running_app_version()</w:t>
+            </w:r>
+          </w:p>
+        </w:tc>
+        <w:tc>
+          <w:tcPr>
+            <w:tcW w:type="dxa" w:w="3888"/>
+            <w:shd w:fill="F8FAFC"/>
+            <w:tcMar>
+              <w:top w:w="100" w:type="dxa"/>
+              <w:bottom w:w="100" w:type="dxa"/>
+              <w:left w:w="140" w:type="dxa"/>
+              <w:right w:w="140" w:type="dxa"/>
+            </w:tcMar>
+          </w:tcPr>
+          <w:p>
+            <w:pPr>
+              <w:spacing w:before="0" w:after="0" w:line="276" w:lineRule="auto"/>
+            </w:pPr>
+            <w:r>
+              <w:rPr>
+                <w:rFonts w:ascii="Arial" w:hAnsi="Arial"/>
+                <w:color w:val="2D3748"/>
+                <w:sz w:val="18"/>
+              </w:rPr>
+              <w:t>Static configuration constants, dynamic PE binary resource header inspection, VERSION descriptor fallback.</w:t>
+            </w:r>
+          </w:p>
+        </w:tc>
+      </w:tr>
+      <w:tr>
+        <w:tc>
+          <w:tcPr>
+            <w:tcW w:type="dxa" w:w="2304"/>
+            <w:shd w:fill="FFFFFF"/>
+            <w:tcMar>
+              <w:top w:w="100" w:type="dxa"/>
+              <w:bottom w:w="100" w:type="dxa"/>
+              <w:left w:w="140" w:type="dxa"/>
+              <w:right w:w="140" w:type="dxa"/>
+            </w:tcMar>
+          </w:tcPr>
+          <w:p>
+            <w:pPr>
+              <w:spacing w:before="0" w:after="0" w:line="276" w:lineRule="auto"/>
+            </w:pPr>
+            <w:r>
+              <w:rPr>
+                <w:rFonts w:ascii="Arial" w:hAnsi="Arial"/>
+                <w:b/>
                 <w:color w:val="2D3748"/>
                 <w:sz w:val="18"/>
               </w:rPr>
@@ -269,18 +355,18 @@
         </w:tc>
         <w:tc>
           <w:tcPr>
-            <w:tcW w:type="dxa" w:w="3312"/>
-            <w:shd w:fill="F8FAFC"/>
+            <w:tcW w:type="dxa" w:w="3168"/>
+            <w:shd w:fill="FFFFFF"/>
             <w:tcMar>
-              <w:top w:w="80" w:type="dxa"/>
-              <w:bottom w:w="80" w:type="dxa"/>
-              <w:left w:w="150" w:type="dxa"/>
-              <w:right w:w="150" w:type="dxa"/>
+              <w:top w:w="100" w:type="dxa"/>
+              <w:bottom w:w="100" w:type="dxa"/>
+              <w:left w:w="140" w:type="dxa"/>
+              <w:right w:w="140" w:type="dxa"/>
             </w:tcMar>
           </w:tcPr>
           <w:p>
             <w:pPr>
-              <w:jc w:val="left"/>
+              <w:spacing w:before="0" w:after="0" w:line="276" w:lineRule="auto"/>
             </w:pPr>
             <w:r>
               <w:rPr>
@@ -295,17 +381,17 @@
         <w:tc>
           <w:tcPr>
             <w:tcW w:type="dxa" w:w="3888"/>
-            <w:shd w:fill="F8FAFC"/>
+            <w:shd w:fill="FFFFFF"/>
             <w:tcMar>
-              <w:top w:w="80" w:type="dxa"/>
-              <w:bottom w:w="80" w:type="dxa"/>
-              <w:left w:w="150" w:type="dxa"/>
-              <w:right w:w="150" w:type="dxa"/>
+              <w:top w:w="100" w:type="dxa"/>
+              <w:bottom w:w="100" w:type="dxa"/>
+              <w:left w:w="140" w:type="dxa"/>
+              <w:right w:w="140" w:type="dxa"/>
             </w:tcMar>
           </w:tcPr>
           <w:p>
             <w:pPr>
-              <w:jc w:val="left"/>
+              <w:spacing w:before="0" w:after="0" w:line="276" w:lineRule="auto"/>
             </w:pPr>
             <w:r>
               <w:rPr>
@@ -313,7 +399,7 @@
                 <w:color w:val="2D3748"/>
                 <w:sz w:val="18"/>
               </w:rPr>
-              <w:t>Active application / window state machine, idle duration accumulation, session demarcation</w:t>
+              <w:t>Active application and window title state machine, idle duration accumulation, midnight active time auto-rollover.</w:t>
             </w:r>
           </w:p>
         </w:tc>
@@ -321,22 +407,23 @@
       <w:tr>
         <w:tc>
           <w:tcPr>
-            <w:tcW w:type="dxa" w:w="2592"/>
-            <w:shd w:fill="FFFFFF"/>
+            <w:tcW w:type="dxa" w:w="2304"/>
+            <w:shd w:fill="F8FAFC"/>
             <w:tcMar>
-              <w:top w:w="80" w:type="dxa"/>
-              <w:bottom w:w="80" w:type="dxa"/>
-              <w:left w:w="150" w:type="dxa"/>
-              <w:right w:w="150" w:type="dxa"/>
+              <w:top w:w="100" w:type="dxa"/>
+              <w:bottom w:w="100" w:type="dxa"/>
+              <w:left w:w="140" w:type="dxa"/>
+              <w:right w:w="140" w:type="dxa"/>
             </w:tcMar>
           </w:tcPr>
           <w:p>
             <w:pPr>
-              <w:jc w:val="left"/>
+              <w:spacing w:before="0" w:after="0" w:line="276" w:lineRule="auto"/>
             </w:pPr>
             <w:r>
               <w:rPr>
                 <w:rFonts w:ascii="Arial" w:hAnsi="Arial"/>
+                <w:b/>
                 <w:color w:val="2D3748"/>
                 <w:sz w:val="18"/>
               </w:rPr>
@@ -346,18 +433,18 @@
         </w:tc>
         <w:tc>
           <w:tcPr>
-            <w:tcW w:type="dxa" w:w="3312"/>
-            <w:shd w:fill="FFFFFF"/>
+            <w:tcW w:type="dxa" w:w="3168"/>
+            <w:shd w:fill="F8FAFC"/>
             <w:tcMar>
-              <w:top w:w="80" w:type="dxa"/>
-              <w:bottom w:w="80" w:type="dxa"/>
-              <w:left w:w="150" w:type="dxa"/>
-              <w:right w:w="150" w:type="dxa"/>
+              <w:top w:w="100" w:type="dxa"/>
+              <w:bottom w:w="100" w:type="dxa"/>
+              <w:left w:w="140" w:type="dxa"/>
+              <w:right w:w="140" w:type="dxa"/>
             </w:tcMar>
           </w:tcPr>
           <w:p>
             <w:pPr>
-              <w:jc w:val="left"/>
+              <w:spacing w:before="0" w:after="0" w:line="276" w:lineRule="auto"/>
             </w:pPr>
             <w:r>
               <w:rPr>
@@ -372,17 +459,17 @@
         <w:tc>
           <w:tcPr>
             <w:tcW w:type="dxa" w:w="3888"/>
-            <w:shd w:fill="FFFFFF"/>
+            <w:shd w:fill="F8FAFC"/>
             <w:tcMar>
-              <w:top w:w="80" w:type="dxa"/>
-              <w:bottom w:w="80" w:type="dxa"/>
-              <w:left w:w="150" w:type="dxa"/>
-              <w:right w:w="150" w:type="dxa"/>
+              <w:top w:w="100" w:type="dxa"/>
+              <w:bottom w:w="100" w:type="dxa"/>
+              <w:left w:w="140" w:type="dxa"/>
+              <w:right w:w="140" w:type="dxa"/>
             </w:tcMar>
           </w:tcPr>
           <w:p>
             <w:pPr>
-              <w:jc w:val="left"/>
+              <w:spacing w:before="0" w:after="0" w:line="276" w:lineRule="auto"/>
             </w:pPr>
             <w:r>
               <w:rPr>
@@ -390,7 +477,7 @@
                 <w:color w:val="2D3748"/>
                 <w:sz w:val="18"/>
               </w:rPr>
-              <w:t>Asynchronous 1000ms polling timer emitting TrackerState signals to GUI thread</w:t>
+              <w:t>Asynchronous 1000ms polling timer emitting TrackerState signals to the main GUI thread.</w:t>
             </w:r>
           </w:p>
         </w:tc>
@@ -398,22 +485,23 @@
       <w:tr>
         <w:tc>
           <w:tcPr>
-            <w:tcW w:type="dxa" w:w="2592"/>
-            <w:shd w:fill="F8FAFC"/>
+            <w:tcW w:type="dxa" w:w="2304"/>
+            <w:shd w:fill="FFFFFF"/>
             <w:tcMar>
-              <w:top w:w="80" w:type="dxa"/>
-              <w:bottom w:w="80" w:type="dxa"/>
-              <w:left w:w="150" w:type="dxa"/>
-              <w:right w:w="150" w:type="dxa"/>
+              <w:top w:w="100" w:type="dxa"/>
+              <w:bottom w:w="100" w:type="dxa"/>
+              <w:left w:w="140" w:type="dxa"/>
+              <w:right w:w="140" w:type="dxa"/>
             </w:tcMar>
           </w:tcPr>
           <w:p>
             <w:pPr>
-              <w:jc w:val="left"/>
+              <w:spacing w:before="0" w:after="0" w:line="276" w:lineRule="auto"/>
             </w:pPr>
             <w:r>
               <w:rPr>
                 <w:rFonts w:ascii="Arial" w:hAnsi="Arial"/>
+                <w:b/>
                 <w:color w:val="2D3748"/>
                 <w:sz w:val="18"/>
               </w:rPr>
@@ -423,18 +511,18 @@
         </w:tc>
         <w:tc>
           <w:tcPr>
-            <w:tcW w:type="dxa" w:w="3312"/>
-            <w:shd w:fill="F8FAFC"/>
+            <w:tcW w:type="dxa" w:w="3168"/>
+            <w:shd w:fill="FFFFFF"/>
             <w:tcMar>
-              <w:top w:w="80" w:type="dxa"/>
-              <w:bottom w:w="80" w:type="dxa"/>
-              <w:left w:w="150" w:type="dxa"/>
-              <w:right w:w="150" w:type="dxa"/>
+              <w:top w:w="100" w:type="dxa"/>
+              <w:bottom w:w="100" w:type="dxa"/>
+              <w:left w:w="140" w:type="dxa"/>
+              <w:right w:w="140" w:type="dxa"/>
             </w:tcMar>
           </w:tcPr>
           <w:p>
             <w:pPr>
-              <w:jc w:val="left"/>
+              <w:spacing w:before="0" w:after="0" w:line="276" w:lineRule="auto"/>
             </w:pPr>
             <w:r>
               <w:rPr>
@@ -449,17 +537,17 @@
         <w:tc>
           <w:tcPr>
             <w:tcW w:type="dxa" w:w="3888"/>
-            <w:shd w:fill="F8FAFC"/>
+            <w:shd w:fill="FFFFFF"/>
             <w:tcMar>
-              <w:top w:w="80" w:type="dxa"/>
-              <w:bottom w:w="80" w:type="dxa"/>
-              <w:left w:w="150" w:type="dxa"/>
-              <w:right w:w="150" w:type="dxa"/>
+              <w:top w:w="100" w:type="dxa"/>
+              <w:bottom w:w="100" w:type="dxa"/>
+              <w:left w:w="140" w:type="dxa"/>
+              <w:right w:w="140" w:type="dxa"/>
             </w:tcMar>
           </w:tcPr>
           <w:p>
             <w:pPr>
-              <w:jc w:val="left"/>
+              <w:spacing w:before="0" w:after="0" w:line="276" w:lineRule="auto"/>
             </w:pPr>
             <w:r>
               <w:rPr>
@@ -467,7 +555,7 @@
                 <w:color w:val="2D3748"/>
                 <w:sz w:val="18"/>
               </w:rPr>
-              <w:t>Win32 GetForegroundWindow, GetWindowThreadProcessId, GetLastInputInfo implementation</w:t>
+              <w:t>Win32 GetForegroundWindow, GetWindowTextW, GetWindowThreadProcessId, GetLastInputInfo implementation.</w:t>
             </w:r>
           </w:p>
         </w:tc>
@@ -475,22 +563,23 @@
       <w:tr>
         <w:tc>
           <w:tcPr>
-            <w:tcW w:type="dxa" w:w="2592"/>
-            <w:shd w:fill="FFFFFF"/>
+            <w:tcW w:type="dxa" w:w="2304"/>
+            <w:shd w:fill="F8FAFC"/>
             <w:tcMar>
-              <w:top w:w="80" w:type="dxa"/>
-              <w:bottom w:w="80" w:type="dxa"/>
-              <w:left w:w="150" w:type="dxa"/>
-              <w:right w:w="150" w:type="dxa"/>
+              <w:top w:w="100" w:type="dxa"/>
+              <w:bottom w:w="100" w:type="dxa"/>
+              <w:left w:w="140" w:type="dxa"/>
+              <w:right w:w="140" w:type="dxa"/>
             </w:tcMar>
           </w:tcPr>
           <w:p>
             <w:pPr>
-              <w:jc w:val="left"/>
+              <w:spacing w:before="0" w:after="0" w:line="276" w:lineRule="auto"/>
             </w:pPr>
             <w:r>
               <w:rPr>
                 <w:rFonts w:ascii="Arial" w:hAnsi="Arial"/>
+                <w:b/>
                 <w:color w:val="2D3748"/>
                 <w:sz w:val="18"/>
               </w:rPr>
@@ -500,18 +589,18 @@
         </w:tc>
         <w:tc>
           <w:tcPr>
-            <w:tcW w:type="dxa" w:w="3312"/>
-            <w:shd w:fill="FFFFFF"/>
+            <w:tcW w:type="dxa" w:w="3168"/>
+            <w:shd w:fill="F8FAFC"/>
             <w:tcMar>
-              <w:top w:w="80" w:type="dxa"/>
-              <w:bottom w:w="80" w:type="dxa"/>
-              <w:left w:w="150" w:type="dxa"/>
-              <w:right w:w="150" w:type="dxa"/>
+              <w:top w:w="100" w:type="dxa"/>
+              <w:bottom w:w="100" w:type="dxa"/>
+              <w:left w:w="140" w:type="dxa"/>
+              <w:right w:w="140" w:type="dxa"/>
             </w:tcMar>
           </w:tcPr>
           <w:p>
             <w:pPr>
-              <w:jc w:val="left"/>
+              <w:spacing w:before="0" w:after="0" w:line="276" w:lineRule="auto"/>
             </w:pPr>
             <w:r>
               <w:rPr>
@@ -526,17 +615,17 @@
         <w:tc>
           <w:tcPr>
             <w:tcW w:type="dxa" w:w="3888"/>
-            <w:shd w:fill="FFFFFF"/>
+            <w:shd w:fill="F8FAFC"/>
             <w:tcMar>
-              <w:top w:w="80" w:type="dxa"/>
-              <w:bottom w:w="80" w:type="dxa"/>
-              <w:left w:w="150" w:type="dxa"/>
-              <w:right w:w="150" w:type="dxa"/>
+              <w:top w:w="100" w:type="dxa"/>
+              <w:bottom w:w="100" w:type="dxa"/>
+              <w:left w:w="140" w:type="dxa"/>
+              <w:right w:w="140" w:type="dxa"/>
             </w:tcMar>
           </w:tcPr>
           <w:p>
             <w:pPr>
-              <w:jc w:val="left"/>
+              <w:spacing w:before="0" w:after="0" w:line="276" w:lineRule="auto"/>
             </w:pPr>
             <w:r>
               <w:rPr>
@@ -544,7 +633,7 @@
                 <w:color w:val="2D3748"/>
                 <w:sz w:val="18"/>
               </w:rPr>
-              <w:t>PyObjC NSWorkspace frontmostApplication, CGEventSource idle time extraction</w:t>
+              <w:t>PyObjC NSWorkspace frontmostApplication, CGWindowListCopyWindowInfo, CGEventSource idle time extraction.</w:t>
             </w:r>
           </w:p>
         </w:tc>
@@ -552,22 +641,179 @@
       <w:tr>
         <w:tc>
           <w:tcPr>
-            <w:tcW w:type="dxa" w:w="2592"/>
-            <w:shd w:fill="F8FAFC"/>
+            <w:tcW w:type="dxa" w:w="2304"/>
+            <w:shd w:fill="FFFFFF"/>
             <w:tcMar>
-              <w:top w:w="80" w:type="dxa"/>
-              <w:bottom w:w="80" w:type="dxa"/>
-              <w:left w:w="150" w:type="dxa"/>
-              <w:right w:w="150" w:type="dxa"/>
+              <w:top w:w="100" w:type="dxa"/>
+              <w:bottom w:w="100" w:type="dxa"/>
+              <w:left w:w="140" w:type="dxa"/>
+              <w:right w:w="140" w:type="dxa"/>
             </w:tcMar>
           </w:tcPr>
           <w:p>
             <w:pPr>
-              <w:jc w:val="left"/>
+              <w:spacing w:before="0" w:after="0" w:line="276" w:lineRule="auto"/>
             </w:pPr>
             <w:r>
               <w:rPr>
                 <w:rFonts w:ascii="Arial" w:hAnsi="Arial"/>
+                <w:b/>
+                <w:color w:val="2D3748"/>
+                <w:sz w:val="18"/>
+              </w:rPr>
+              <w:t>services/secure_session.py</w:t>
+            </w:r>
+          </w:p>
+        </w:tc>
+        <w:tc>
+          <w:tcPr>
+            <w:tcW w:type="dxa" w:w="3168"/>
+            <w:shd w:fill="FFFFFF"/>
+            <w:tcMar>
+              <w:top w:w="100" w:type="dxa"/>
+              <w:bottom w:w="100" w:type="dxa"/>
+              <w:left w:w="140" w:type="dxa"/>
+              <w:right w:w="140" w:type="dxa"/>
+            </w:tcMar>
+          </w:tcPr>
+          <w:p>
+            <w:pPr>
+              <w:spacing w:before="0" w:after="0" w:line="276" w:lineRule="auto"/>
+            </w:pPr>
+            <w:r>
+              <w:rPr>
+                <w:rFonts w:ascii="Arial" w:hAnsi="Arial"/>
+                <w:color w:val="2D3748"/>
+                <w:sz w:val="18"/>
+              </w:rPr>
+              <w:t>SessionStore</w:t>
+            </w:r>
+          </w:p>
+        </w:tc>
+        <w:tc>
+          <w:tcPr>
+            <w:tcW w:type="dxa" w:w="3888"/>
+            <w:shd w:fill="FFFFFF"/>
+            <w:tcMar>
+              <w:top w:w="100" w:type="dxa"/>
+              <w:bottom w:w="100" w:type="dxa"/>
+              <w:left w:w="140" w:type="dxa"/>
+              <w:right w:w="140" w:type="dxa"/>
+            </w:tcMar>
+          </w:tcPr>
+          <w:p>
+            <w:pPr>
+              <w:spacing w:before="0" w:after="0" w:line="276" w:lineRule="auto"/>
+            </w:pPr>
+            <w:r>
+              <w:rPr>
+                <w:rFonts w:ascii="Arial" w:hAnsi="Arial"/>
+                <w:color w:val="2D3748"/>
+                <w:sz w:val="18"/>
+              </w:rPr>
+              <w:t>Hardware/user-bound session persistence via Windows Credential Manager DPAPI and macOS Keychain (/usr/bin/security).</w:t>
+            </w:r>
+          </w:p>
+        </w:tc>
+      </w:tr>
+      <w:tr>
+        <w:tc>
+          <w:tcPr>
+            <w:tcW w:type="dxa" w:w="2304"/>
+            <w:shd w:fill="F8FAFC"/>
+            <w:tcMar>
+              <w:top w:w="100" w:type="dxa"/>
+              <w:bottom w:w="100" w:type="dxa"/>
+              <w:left w:w="140" w:type="dxa"/>
+              <w:right w:w="140" w:type="dxa"/>
+            </w:tcMar>
+          </w:tcPr>
+          <w:p>
+            <w:pPr>
+              <w:spacing w:before="0" w:after="0" w:line="276" w:lineRule="auto"/>
+            </w:pPr>
+            <w:r>
+              <w:rPr>
+                <w:rFonts w:ascii="Arial" w:hAnsi="Arial"/>
+                <w:b/>
+                <w:color w:val="2D3748"/>
+                <w:sz w:val="18"/>
+              </w:rPr>
+              <w:t>services/session_service.py</w:t>
+            </w:r>
+          </w:p>
+        </w:tc>
+        <w:tc>
+          <w:tcPr>
+            <w:tcW w:type="dxa" w:w="3168"/>
+            <w:shd w:fill="F8FAFC"/>
+            <w:tcMar>
+              <w:top w:w="100" w:type="dxa"/>
+              <w:bottom w:w="100" w:type="dxa"/>
+              <w:left w:w="140" w:type="dxa"/>
+              <w:right w:w="140" w:type="dxa"/>
+            </w:tcMar>
+          </w:tcPr>
+          <w:p>
+            <w:pPr>
+              <w:spacing w:before="0" w:after="0" w:line="276" w:lineRule="auto"/>
+            </w:pPr>
+            <w:r>
+              <w:rPr>
+                <w:rFonts w:ascii="Arial" w:hAnsi="Arial"/>
+                <w:color w:val="2D3748"/>
+                <w:sz w:val="18"/>
+              </w:rPr>
+              <w:t>SessionService (Singleton)</w:t>
+            </w:r>
+          </w:p>
+        </w:tc>
+        <w:tc>
+          <w:tcPr>
+            <w:tcW w:type="dxa" w:w="3888"/>
+            <w:shd w:fill="F8FAFC"/>
+            <w:tcMar>
+              <w:top w:w="100" w:type="dxa"/>
+              <w:bottom w:w="100" w:type="dxa"/>
+              <w:left w:w="140" w:type="dxa"/>
+              <w:right w:w="140" w:type="dxa"/>
+            </w:tcMar>
+          </w:tcPr>
+          <w:p>
+            <w:pPr>
+              <w:spacing w:before="0" w:after="0" w:line="276" w:lineRule="auto"/>
+            </w:pPr>
+            <w:r>
+              <w:rPr>
+                <w:rFonts w:ascii="Arial" w:hAnsi="Arial"/>
+                <w:color w:val="2D3748"/>
+                <w:sz w:val="18"/>
+              </w:rPr>
+              <w:t>Active employee profile state, dynamic RBAC permission listeners (workpulse, logout, user device).</w:t>
+            </w:r>
+          </w:p>
+        </w:tc>
+      </w:tr>
+      <w:tr>
+        <w:tc>
+          <w:tcPr>
+            <w:tcW w:type="dxa" w:w="2304"/>
+            <w:shd w:fill="FFFFFF"/>
+            <w:tcMar>
+              <w:top w:w="100" w:type="dxa"/>
+              <w:bottom w:w="100" w:type="dxa"/>
+              <w:left w:w="140" w:type="dxa"/>
+              <w:right w:w="140" w:type="dxa"/>
+            </w:tcMar>
+          </w:tcPr>
+          <w:p>
+            <w:pPr>
+              <w:spacing w:before="0" w:after="0" w:line="276" w:lineRule="auto"/>
+            </w:pPr>
+            <w:r>
+              <w:rPr>
+                <w:rFonts w:ascii="Arial" w:hAnsi="Arial"/>
+                <w:b/>
                 <w:color w:val="2D3748"/>
                 <w:sz w:val="18"/>
               </w:rPr>
@@ -577,18 +823,18 @@
         </w:tc>
         <w:tc>
           <w:tcPr>
-            <w:tcW w:type="dxa" w:w="3312"/>
-            <w:shd w:fill="F8FAFC"/>
+            <w:tcW w:type="dxa" w:w="3168"/>
+            <w:shd w:fill="FFFFFF"/>
             <w:tcMar>
-              <w:top w:w="80" w:type="dxa"/>
-              <w:bottom w:w="80" w:type="dxa"/>
-              <w:left w:w="150" w:type="dxa"/>
-              <w:right w:w="150" w:type="dxa"/>
+              <w:top w:w="100" w:type="dxa"/>
+              <w:bottom w:w="100" w:type="dxa"/>
+              <w:left w:w="140" w:type="dxa"/>
+              <w:right w:w="140" w:type="dxa"/>
             </w:tcMar>
           </w:tcPr>
           <w:p>
             <w:pPr>
-              <w:jc w:val="left"/>
+              <w:spacing w:before="0" w:after="0" w:line="276" w:lineRule="auto"/>
             </w:pPr>
             <w:r>
               <w:rPr>
@@ -603,17 +849,17 @@
         <w:tc>
           <w:tcPr>
             <w:tcW w:type="dxa" w:w="3888"/>
-            <w:shd w:fill="F8FAFC"/>
+            <w:shd w:fill="FFFFFF"/>
             <w:tcMar>
-              <w:top w:w="80" w:type="dxa"/>
-              <w:bottom w:w="80" w:type="dxa"/>
-              <w:left w:w="150" w:type="dxa"/>
-              <w:right w:w="150" w:type="dxa"/>
+              <w:top w:w="100" w:type="dxa"/>
+              <w:bottom w:w="100" w:type="dxa"/>
+              <w:left w:w="140" w:type="dxa"/>
+              <w:right w:w="140" w:type="dxa"/>
             </w:tcMar>
           </w:tcPr>
           <w:p>
             <w:pPr>
-              <w:jc w:val="left"/>
+              <w:spacing w:before="0" w:after="0" w:line="276" w:lineRule="auto"/>
             </w:pPr>
             <w:r>
               <w:rPr>
@@ -621,7 +867,7 @@
                 <w:color w:val="2D3748"/>
                 <w:sz w:val="18"/>
               </w:rPr>
-              <w:t>Device enrollment, get_settings sync, batch activity serialization, retry management</w:t>
+              <w:t>Workstation enrollment (/workpulse/enroll_device), settings fetch, batch activity upload (/workpulse/save_activity_batch).</w:t>
             </w:r>
           </w:p>
         </w:tc>
@@ -629,18 +875,44 @@
       <w:tr>
         <w:tc>
           <w:tcPr>
-            <w:tcW w:type="dxa" w:w="2592"/>
-            <w:shd w:fill="FFFFFF"/>
+            <w:tcW w:type="dxa" w:w="2304"/>
+            <w:shd w:fill="F8FAFC"/>
             <w:tcMar>
-              <w:top w:w="80" w:type="dxa"/>
-              <w:bottom w:w="80" w:type="dxa"/>
-              <w:left w:w="150" w:type="dxa"/>
-              <w:right w:w="150" w:type="dxa"/>
+              <w:top w:w="100" w:type="dxa"/>
+              <w:bottom w:w="100" w:type="dxa"/>
+              <w:left w:w="140" w:type="dxa"/>
+              <w:right w:w="140" w:type="dxa"/>
             </w:tcMar>
           </w:tcPr>
           <w:p>
             <w:pPr>
-              <w:jc w:val="left"/>
+              <w:spacing w:before="0" w:after="0" w:line="276" w:lineRule="auto"/>
+            </w:pPr>
+            <w:r>
+              <w:rPr>
+                <w:rFonts w:ascii="Arial" w:hAnsi="Arial"/>
+                <w:b/>
+                <w:color w:val="2D3748"/>
+                <w:sz w:val="18"/>
+              </w:rPr>
+              <w:t>services/screenshot.py</w:t>
+            </w:r>
+          </w:p>
+        </w:tc>
+        <w:tc>
+          <w:tcPr>
+            <w:tcW w:type="dxa" w:w="3168"/>
+            <w:shd w:fill="F8FAFC"/>
+            <w:tcMar>
+              <w:top w:w="100" w:type="dxa"/>
+              <w:bottom w:w="100" w:type="dxa"/>
+              <w:left w:w="140" w:type="dxa"/>
+              <w:right w:w="140" w:type="dxa"/>
+            </w:tcMar>
+          </w:tcPr>
+          <w:p>
+            <w:pPr>
+              <w:spacing w:before="0" w:after="0" w:line="276" w:lineRule="auto"/>
             </w:pPr>
             <w:r>
               <w:rPr>
@@ -648,24 +920,24 @@
                 <w:color w:val="2D3748"/>
                 <w:sz w:val="18"/>
               </w:rPr>
-              <w:t>services/screenshot_service.py</w:t>
+              <w:t>capture_screenshot</w:t>
             </w:r>
           </w:p>
         </w:tc>
         <w:tc>
           <w:tcPr>
-            <w:tcW w:type="dxa" w:w="3312"/>
-            <w:shd w:fill="FFFFFF"/>
+            <w:tcW w:type="dxa" w:w="3888"/>
+            <w:shd w:fill="F8FAFC"/>
             <w:tcMar>
-              <w:top w:w="80" w:type="dxa"/>
-              <w:bottom w:w="80" w:type="dxa"/>
-              <w:left w:w="150" w:type="dxa"/>
-              <w:right w:w="150" w:type="dxa"/>
+              <w:top w:w="100" w:type="dxa"/>
+              <w:bottom w:w="100" w:type="dxa"/>
+              <w:left w:w="140" w:type="dxa"/>
+              <w:right w:w="140" w:type="dxa"/>
             </w:tcMar>
           </w:tcPr>
           <w:p>
             <w:pPr>
-              <w:jc w:val="left"/>
+              <w:spacing w:before="0" w:after="0" w:line="276" w:lineRule="auto"/>
             </w:pPr>
             <w:r>
               <w:rPr>
@@ -673,32 +945,7 @@
                 <w:color w:val="2D3748"/>
                 <w:sz w:val="18"/>
               </w:rPr>
-              <w:t>ScreenshotService</w:t>
-            </w:r>
-          </w:p>
-        </w:tc>
-        <w:tc>
-          <w:tcPr>
-            <w:tcW w:type="dxa" w:w="3888"/>
-            <w:shd w:fill="FFFFFF"/>
-            <w:tcMar>
-              <w:top w:w="80" w:type="dxa"/>
-              <w:bottom w:w="80" w:type="dxa"/>
-              <w:left w:w="150" w:type="dxa"/>
-              <w:right w:w="150" w:type="dxa"/>
-            </w:tcMar>
-          </w:tcPr>
-          <w:p>
-            <w:pPr>
-              <w:jc w:val="left"/>
-            </w:pPr>
-            <w:r>
-              <w:rPr>
-                <w:rFonts w:ascii="Arial" w:hAnsi="Arial"/>
-                <w:color w:val="2D3748"/>
-                <w:sz w:val="18"/>
-              </w:rPr>
-              <w:t>Virtual desktop capture, JPEG compression (Q=75), base64 upload, offline SQLite queue</w:t>
+              <w:t>Virtual desktop capture, JPEG compression (Q=75), base64 upload (/workpulse/upload_screenshot), macOS TCC check.</w:t>
             </w:r>
           </w:p>
         </w:tc>
@@ -706,22 +953,23 @@
       <w:tr>
         <w:tc>
           <w:tcPr>
-            <w:tcW w:type="dxa" w:w="2592"/>
-            <w:shd w:fill="F8FAFC"/>
+            <w:tcW w:type="dxa" w:w="2304"/>
+            <w:shd w:fill="FFFFFF"/>
             <w:tcMar>
-              <w:top w:w="80" w:type="dxa"/>
-              <w:bottom w:w="80" w:type="dxa"/>
-              <w:left w:w="150" w:type="dxa"/>
-              <w:right w:w="150" w:type="dxa"/>
+              <w:top w:w="100" w:type="dxa"/>
+              <w:bottom w:w="100" w:type="dxa"/>
+              <w:left w:w="140" w:type="dxa"/>
+              <w:right w:w="140" w:type="dxa"/>
             </w:tcMar>
           </w:tcPr>
           <w:p>
             <w:pPr>
-              <w:jc w:val="left"/>
+              <w:spacing w:before="0" w:after="0" w:line="276" w:lineRule="auto"/>
             </w:pPr>
             <w:r>
               <w:rPr>
                 <w:rFonts w:ascii="Arial" w:hAnsi="Arial"/>
+                <w:b/>
                 <w:color w:val="2D3748"/>
                 <w:sz w:val="18"/>
               </w:rPr>
@@ -731,18 +979,18 @@
         </w:tc>
         <w:tc>
           <w:tcPr>
-            <w:tcW w:type="dxa" w:w="3312"/>
-            <w:shd w:fill="F8FAFC"/>
+            <w:tcW w:type="dxa" w:w="3168"/>
+            <w:shd w:fill="FFFFFF"/>
             <w:tcMar>
-              <w:top w:w="80" w:type="dxa"/>
-              <w:bottom w:w="80" w:type="dxa"/>
-              <w:left w:w="150" w:type="dxa"/>
-              <w:right w:w="150" w:type="dxa"/>
+              <w:top w:w="100" w:type="dxa"/>
+              <w:bottom w:w="100" w:type="dxa"/>
+              <w:left w:w="140" w:type="dxa"/>
+              <w:right w:w="140" w:type="dxa"/>
             </w:tcMar>
           </w:tcPr>
           <w:p>
             <w:pPr>
-              <w:jc w:val="left"/>
+              <w:spacing w:before="0" w:after="0" w:line="276" w:lineRule="auto"/>
             </w:pPr>
             <w:r>
               <w:rPr>
@@ -757,17 +1005,17 @@
         <w:tc>
           <w:tcPr>
             <w:tcW w:type="dxa" w:w="3888"/>
-            <w:shd w:fill="F8FAFC"/>
+            <w:shd w:fill="FFFFFF"/>
             <w:tcMar>
-              <w:top w:w="80" w:type="dxa"/>
-              <w:bottom w:w="80" w:type="dxa"/>
-              <w:left w:w="150" w:type="dxa"/>
-              <w:right w:w="150" w:type="dxa"/>
+              <w:top w:w="100" w:type="dxa"/>
+              <w:bottom w:w="100" w:type="dxa"/>
+              <w:left w:w="140" w:type="dxa"/>
+              <w:right w:w="140" w:type="dxa"/>
             </w:tcMar>
           </w:tcPr>
           <w:p>
             <w:pPr>
-              <w:jc w:val="left"/>
+              <w:spacing w:before="0" w:after="0" w:line="276" w:lineRule="auto"/>
             </w:pPr>
             <w:r>
               <w:rPr>
@@ -775,7 +1023,7 @@
                 <w:color w:val="2D3748"/>
                 <w:sz w:val="18"/>
               </w:rPr>
-              <w:t>Punch time parsing, monthly calendar grid computation, present/absent resolution</w:t>
+              <w:t>Punch time parsing (/punch/get_punch_time), monthly attendance grid (/attendance/get_attendance_record), leave quotas.</w:t>
             </w:r>
           </w:p>
         </w:tc>
@@ -783,22 +1031,23 @@
       <w:tr>
         <w:tc>
           <w:tcPr>
-            <w:tcW w:type="dxa" w:w="2592"/>
-            <w:shd w:fill="FFFFFF"/>
+            <w:tcW w:type="dxa" w:w="2304"/>
+            <w:shd w:fill="F8FAFC"/>
             <w:tcMar>
-              <w:top w:w="80" w:type="dxa"/>
-              <w:bottom w:w="80" w:type="dxa"/>
-              <w:left w:w="150" w:type="dxa"/>
-              <w:right w:w="150" w:type="dxa"/>
+              <w:top w:w="100" w:type="dxa"/>
+              <w:bottom w:w="100" w:type="dxa"/>
+              <w:left w:w="140" w:type="dxa"/>
+              <w:right w:w="140" w:type="dxa"/>
             </w:tcMar>
           </w:tcPr>
           <w:p>
             <w:pPr>
-              <w:jc w:val="left"/>
+              <w:spacing w:before="0" w:after="0" w:line="276" w:lineRule="auto"/>
             </w:pPr>
             <w:r>
               <w:rPr>
                 <w:rFonts w:ascii="Arial" w:hAnsi="Arial"/>
+                <w:b/>
                 <w:color w:val="2D3748"/>
                 <w:sz w:val="18"/>
               </w:rPr>
@@ -808,18 +1057,18 @@
         </w:tc>
         <w:tc>
           <w:tcPr>
-            <w:tcW w:type="dxa" w:w="3312"/>
-            <w:shd w:fill="FFFFFF"/>
+            <w:tcW w:type="dxa" w:w="3168"/>
+            <w:shd w:fill="F8FAFC"/>
             <w:tcMar>
-              <w:top w:w="80" w:type="dxa"/>
-              <w:bottom w:w="80" w:type="dxa"/>
-              <w:left w:w="150" w:type="dxa"/>
-              <w:right w:w="150" w:type="dxa"/>
+              <w:top w:w="100" w:type="dxa"/>
+              <w:bottom w:w="100" w:type="dxa"/>
+              <w:left w:w="140" w:type="dxa"/>
+              <w:right w:w="140" w:type="dxa"/>
             </w:tcMar>
           </w:tcPr>
           <w:p>
             <w:pPr>
-              <w:jc w:val="left"/>
+              <w:spacing w:before="0" w:after="0" w:line="276" w:lineRule="auto"/>
             </w:pPr>
             <w:r>
               <w:rPr>
@@ -834,17 +1083,17 @@
         <w:tc>
           <w:tcPr>
             <w:tcW w:type="dxa" w:w="3888"/>
-            <w:shd w:fill="FFFFFF"/>
+            <w:shd w:fill="F8FAFC"/>
             <w:tcMar>
-              <w:top w:w="80" w:type="dxa"/>
-              <w:bottom w:w="80" w:type="dxa"/>
-              <w:left w:w="150" w:type="dxa"/>
-              <w:right w:w="150" w:type="dxa"/>
+              <w:top w:w="100" w:type="dxa"/>
+              <w:bottom w:w="100" w:type="dxa"/>
+              <w:left w:w="140" w:type="dxa"/>
+              <w:right w:w="140" w:type="dxa"/>
             </w:tcMar>
           </w:tcPr>
           <w:p>
             <w:pPr>
-              <w:jc w:val="left"/>
+              <w:spacing w:before="0" w:after="0" w:line="276" w:lineRule="auto"/>
             </w:pPr>
             <w:r>
               <w:rPr>
@@ -852,7 +1101,7 @@
                 <w:color w:val="2D3748"/>
                 <w:sz w:val="18"/>
               </w:rPr>
-              <w:t>KRA task retrieval, draft saving, timesheet submission via /TaskPMS/fill_time_sheet</w:t>
+              <w:t>KRA task retrieval (/TaskPMS/get_kra), draft saving, timesheet submission, and additional task logging.</w:t>
             </w:r>
           </w:p>
         </w:tc>
@@ -860,22 +1109,23 @@
       <w:tr>
         <w:tc>
           <w:tcPr>
-            <w:tcW w:type="dxa" w:w="2592"/>
-            <w:shd w:fill="F8FAFC"/>
+            <w:tcW w:type="dxa" w:w="2304"/>
+            <w:shd w:fill="FFFFFF"/>
             <w:tcMar>
-              <w:top w:w="80" w:type="dxa"/>
-              <w:bottom w:w="80" w:type="dxa"/>
-              <w:left w:w="150" w:type="dxa"/>
-              <w:right w:w="150" w:type="dxa"/>
+              <w:top w:w="100" w:type="dxa"/>
+              <w:bottom w:w="100" w:type="dxa"/>
+              <w:left w:w="140" w:type="dxa"/>
+              <w:right w:w="140" w:type="dxa"/>
             </w:tcMar>
           </w:tcPr>
           <w:p>
             <w:pPr>
-              <w:jc w:val="left"/>
+              <w:spacing w:before="0" w:after="0" w:line="276" w:lineRule="auto"/>
             </w:pPr>
             <w:r>
               <w:rPr>
                 <w:rFonts w:ascii="Arial" w:hAnsi="Arial"/>
+                <w:b/>
                 <w:color w:val="2D3748"/>
                 <w:sz w:val="18"/>
               </w:rPr>
@@ -885,18 +1135,18 @@
         </w:tc>
         <w:tc>
           <w:tcPr>
-            <w:tcW w:type="dxa" w:w="3312"/>
-            <w:shd w:fill="F8FAFC"/>
+            <w:tcW w:type="dxa" w:w="3168"/>
+            <w:shd w:fill="FFFFFF"/>
             <w:tcMar>
-              <w:top w:w="80" w:type="dxa"/>
-              <w:bottom w:w="80" w:type="dxa"/>
-              <w:left w:w="150" w:type="dxa"/>
-              <w:right w:w="150" w:type="dxa"/>
+              <w:top w:w="100" w:type="dxa"/>
+              <w:bottom w:w="100" w:type="dxa"/>
+              <w:left w:w="140" w:type="dxa"/>
+              <w:right w:w="140" w:type="dxa"/>
             </w:tcMar>
           </w:tcPr>
           <w:p>
             <w:pPr>
-              <w:jc w:val="left"/>
+              <w:spacing w:before="0" w:after="0" w:line="276" w:lineRule="auto"/>
             </w:pPr>
             <w:r>
               <w:rPr>
@@ -911,17 +1161,17 @@
         <w:tc>
           <w:tcPr>
             <w:tcW w:type="dxa" w:w="3888"/>
-            <w:shd w:fill="F8FAFC"/>
+            <w:shd w:fill="FFFFFF"/>
             <w:tcMar>
-              <w:top w:w="80" w:type="dxa"/>
-              <w:bottom w:w="80" w:type="dxa"/>
-              <w:left w:w="150" w:type="dxa"/>
-              <w:right w:w="150" w:type="dxa"/>
+              <w:top w:w="100" w:type="dxa"/>
+              <w:bottom w:w="100" w:type="dxa"/>
+              <w:left w:w="140" w:type="dxa"/>
+              <w:right w:w="140" w:type="dxa"/>
             </w:tcMar>
           </w:tcPr>
           <w:p>
             <w:pPr>
-              <w:jc w:val="left"/>
+              <w:spacing w:before="0" w:after="0" w:line="276" w:lineRule="auto"/>
             </w:pPr>
             <w:r>
               <w:rPr>
@@ -929,7 +1179,7 @@
                 <w:color w:val="2D3748"/>
                 <w:sz w:val="18"/>
               </w:rPr>
-              <w:t>Dynamic portal URL derivation, auto-login HTML bridge generation with daemon cleanup</w:t>
+              <w:t>Dynamic portal URL derivation, ephemeral HTML auto-login bridge generation, secure browser launch with cleanup.</w:t>
             </w:r>
           </w:p>
         </w:tc>
@@ -937,22 +1187,23 @@
       <w:tr>
         <w:tc>
           <w:tcPr>
-            <w:tcW w:type="dxa" w:w="2592"/>
-            <w:shd w:fill="FFFFFF"/>
+            <w:tcW w:type="dxa" w:w="2304"/>
+            <w:shd w:fill="F8FAFC"/>
             <w:tcMar>
-              <w:top w:w="80" w:type="dxa"/>
-              <w:bottom w:w="80" w:type="dxa"/>
-              <w:left w:w="150" w:type="dxa"/>
-              <w:right w:w="150" w:type="dxa"/>
+              <w:top w:w="100" w:type="dxa"/>
+              <w:bottom w:w="100" w:type="dxa"/>
+              <w:left w:w="140" w:type="dxa"/>
+              <w:right w:w="140" w:type="dxa"/>
             </w:tcMar>
           </w:tcPr>
           <w:p>
             <w:pPr>
-              <w:jc w:val="left"/>
+              <w:spacing w:before="0" w:after="0" w:line="276" w:lineRule="auto"/>
             </w:pPr>
             <w:r>
               <w:rPr>
                 <w:rFonts w:ascii="Arial" w:hAnsi="Arial"/>
+                <w:b/>
                 <w:color w:val="2D3748"/>
                 <w:sz w:val="18"/>
               </w:rPr>
@@ -962,18 +1213,18 @@
         </w:tc>
         <w:tc>
           <w:tcPr>
-            <w:tcW w:type="dxa" w:w="3312"/>
-            <w:shd w:fill="FFFFFF"/>
+            <w:tcW w:type="dxa" w:w="3168"/>
+            <w:shd w:fill="F8FAFC"/>
             <w:tcMar>
-              <w:top w:w="80" w:type="dxa"/>
-              <w:bottom w:w="80" w:type="dxa"/>
-              <w:left w:w="150" w:type="dxa"/>
-              <w:right w:w="150" w:type="dxa"/>
+              <w:top w:w="100" w:type="dxa"/>
+              <w:bottom w:w="100" w:type="dxa"/>
+              <w:left w:w="140" w:type="dxa"/>
+              <w:right w:w="140" w:type="dxa"/>
             </w:tcMar>
           </w:tcPr>
           <w:p>
             <w:pPr>
-              <w:jc w:val="left"/>
+              <w:spacing w:before="0" w:after="0" w:line="276" w:lineRule="auto"/>
             </w:pPr>
             <w:r>
               <w:rPr>
@@ -981,24 +1232,24 @@
                 <w:color w:val="2D3748"/>
                 <w:sz w:val="18"/>
               </w:rPr>
-              <w:t>UpdateCheckWorker, UpdatePipelineWorker</w:t>
+              <w:t>UpdateService, UpdateCheckWorker</w:t>
             </w:r>
           </w:p>
         </w:tc>
         <w:tc>
           <w:tcPr>
             <w:tcW w:type="dxa" w:w="3888"/>
-            <w:shd w:fill="FFFFFF"/>
+            <w:shd w:fill="F8FAFC"/>
             <w:tcMar>
-              <w:top w:w="80" w:type="dxa"/>
-              <w:bottom w:w="80" w:type="dxa"/>
-              <w:left w:w="150" w:type="dxa"/>
-              <w:right w:w="150" w:type="dxa"/>
+              <w:top w:w="100" w:type="dxa"/>
+              <w:bottom w:w="100" w:type="dxa"/>
+              <w:left w:w="140" w:type="dxa"/>
+              <w:right w:w="140" w:type="dxa"/>
             </w:tcMar>
           </w:tcPr>
           <w:p>
             <w:pPr>
-              <w:jc w:val="left"/>
+              <w:spacing w:before="0" w:after="0" w:line="276" w:lineRule="auto"/>
             </w:pPr>
             <w:r>
               <w:rPr>
@@ -1006,7 +1257,7 @@
                 <w:color w:val="2D3748"/>
                 <w:sz w:val="18"/>
               </w:rPr>
-              <w:t>Semantic version comparison, PE signature validation, detached silent updater launch</w:t>
+              <w:t>Semantic version comparison, PE/DMG signature validation, detached silent updater launch, loop guard.</w:t>
             </w:r>
           </w:p>
         </w:tc>
@@ -1014,22 +1265,23 @@
       <w:tr>
         <w:tc>
           <w:tcPr>
-            <w:tcW w:type="dxa" w:w="2592"/>
-            <w:shd w:fill="F8FAFC"/>
+            <w:tcW w:type="dxa" w:w="2304"/>
+            <w:shd w:fill="FFFFFF"/>
             <w:tcMar>
-              <w:top w:w="80" w:type="dxa"/>
-              <w:bottom w:w="80" w:type="dxa"/>
-              <w:left w:w="150" w:type="dxa"/>
-              <w:right w:w="150" w:type="dxa"/>
+              <w:top w:w="100" w:type="dxa"/>
+              <w:bottom w:w="100" w:type="dxa"/>
+              <w:left w:w="140" w:type="dxa"/>
+              <w:right w:w="140" w:type="dxa"/>
             </w:tcMar>
           </w:tcPr>
           <w:p>
             <w:pPr>
-              <w:jc w:val="left"/>
+              <w:spacing w:before="0" w:after="0" w:line="276" w:lineRule="auto"/>
             </w:pPr>
             <w:r>
               <w:rPr>
                 <w:rFonts w:ascii="Arial" w:hAnsi="Arial"/>
+                <w:b/>
                 <w:color w:val="2D3748"/>
                 <w:sz w:val="18"/>
               </w:rPr>
@@ -1039,18 +1291,18 @@
         </w:tc>
         <w:tc>
           <w:tcPr>
-            <w:tcW w:type="dxa" w:w="3312"/>
-            <w:shd w:fill="F8FAFC"/>
+            <w:tcW w:type="dxa" w:w="3168"/>
+            <w:shd w:fill="FFFFFF"/>
             <w:tcMar>
-              <w:top w:w="80" w:type="dxa"/>
-              <w:bottom w:w="80" w:type="dxa"/>
-              <w:left w:w="150" w:type="dxa"/>
-              <w:right w:w="150" w:type="dxa"/>
+              <w:top w:w="100" w:type="dxa"/>
+              <w:bottom w:w="100" w:type="dxa"/>
+              <w:left w:w="140" w:type="dxa"/>
+              <w:right w:w="140" w:type="dxa"/>
             </w:tcMar>
           </w:tcPr>
           <w:p>
             <w:pPr>
-              <w:jc w:val="left"/>
+              <w:spacing w:before="0" w:after="0" w:line="276" w:lineRule="auto"/>
             </w:pPr>
             <w:r>
               <w:rPr>
@@ -1065,17 +1317,17 @@
         <w:tc>
           <w:tcPr>
             <w:tcW w:type="dxa" w:w="3888"/>
-            <w:shd w:fill="F8FAFC"/>
+            <w:shd w:fill="FFFFFF"/>
             <w:tcMar>
-              <w:top w:w="80" w:type="dxa"/>
-              <w:bottom w:w="80" w:type="dxa"/>
-              <w:left w:w="150" w:type="dxa"/>
-              <w:right w:w="150" w:type="dxa"/>
+              <w:top w:w="100" w:type="dxa"/>
+              <w:bottom w:w="100" w:type="dxa"/>
+              <w:left w:w="140" w:type="dxa"/>
+              <w:right w:w="140" w:type="dxa"/>
             </w:tcMar>
           </w:tcPr>
           <w:p>
             <w:pPr>
-              <w:jc w:val="left"/>
+              <w:spacing w:before="0" w:after="0" w:line="276" w:lineRule="auto"/>
             </w:pPr>
             <w:r>
               <w:rPr>
@@ -1083,7 +1335,7 @@
                 <w:color w:val="2D3748"/>
                 <w:sz w:val="18"/>
               </w:rPr>
-              <w:t>Atomic update_state.json management, post-restart validation, 24h loop cooldown guard</w:t>
+              <w:t>Atomic update_state.json management, post-restart status validation, 24h loop cooldown enforcement.</w:t>
             </w:r>
           </w:p>
         </w:tc>
@@ -1091,18 +1343,44 @@
       <w:tr>
         <w:tc>
           <w:tcPr>
-            <w:tcW w:type="dxa" w:w="2592"/>
-            <w:shd w:fill="FFFFFF"/>
+            <w:tcW w:type="dxa" w:w="2304"/>
+            <w:shd w:fill="F8FAFC"/>
             <w:tcMar>
-              <w:top w:w="80" w:type="dxa"/>
-              <w:bottom w:w="80" w:type="dxa"/>
-              <w:left w:w="150" w:type="dxa"/>
-              <w:right w:w="150" w:type="dxa"/>
+              <w:top w:w="100" w:type="dxa"/>
+              <w:bottom w:w="100" w:type="dxa"/>
+              <w:left w:w="140" w:type="dxa"/>
+              <w:right w:w="140" w:type="dxa"/>
             </w:tcMar>
           </w:tcPr>
           <w:p>
             <w:pPr>
-              <w:jc w:val="left"/>
+              <w:spacing w:before="0" w:after="0" w:line="276" w:lineRule="auto"/>
+            </w:pPr>
+            <w:r>
+              <w:rPr>
+                <w:rFonts w:ascii="Arial" w:hAnsi="Arial"/>
+                <w:b/>
+                <w:color w:val="2D3748"/>
+                <w:sz w:val="18"/>
+              </w:rPr>
+              <w:t>services/uninstall_reporter.py</w:t>
+            </w:r>
+          </w:p>
+        </w:tc>
+        <w:tc>
+          <w:tcPr>
+            <w:tcW w:type="dxa" w:w="3168"/>
+            <w:shd w:fill="F8FAFC"/>
+            <w:tcMar>
+              <w:top w:w="100" w:type="dxa"/>
+              <w:bottom w:w="100" w:type="dxa"/>
+              <w:left w:w="140" w:type="dxa"/>
+              <w:right w:w="140" w:type="dxa"/>
+            </w:tcMar>
+          </w:tcPr>
+          <w:p>
+            <w:pPr>
+              <w:spacing w:before="0" w:after="0" w:line="276" w:lineRule="auto"/>
             </w:pPr>
             <w:r>
               <w:rPr>
@@ -1110,24 +1388,24 @@
                 <w:color w:val="2D3748"/>
                 <w:sz w:val="18"/>
               </w:rPr>
-              <w:t>utils/system_health.py</w:t>
+              <w:t>UninstallReporter</w:t>
             </w:r>
           </w:p>
         </w:tc>
         <w:tc>
           <w:tcPr>
-            <w:tcW w:type="dxa" w:w="3312"/>
-            <w:shd w:fill="FFFFFF"/>
+            <w:tcW w:type="dxa" w:w="3888"/>
+            <w:shd w:fill="F8FAFC"/>
             <w:tcMar>
-              <w:top w:w="80" w:type="dxa"/>
-              <w:bottom w:w="80" w:type="dxa"/>
-              <w:left w:w="150" w:type="dxa"/>
-              <w:right w:w="150" w:type="dxa"/>
+              <w:top w:w="100" w:type="dxa"/>
+              <w:bottom w:w="100" w:type="dxa"/>
+              <w:left w:w="140" w:type="dxa"/>
+              <w:right w:w="140" w:type="dxa"/>
             </w:tcMar>
           </w:tcPr>
           <w:p>
             <w:pPr>
-              <w:jc w:val="left"/>
+              <w:spacing w:before="0" w:after="0" w:line="276" w:lineRule="auto"/>
             </w:pPr>
             <w:r>
               <w:rPr>
@@ -1135,7 +1413,60 @@
                 <w:color w:val="2D3748"/>
                 <w:sz w:val="18"/>
               </w:rPr>
-              <w:t>SystemHealthCollector</w:t>
+              <w:t>Isolated Inno Setup uninstaller lifecycle detection, offline scheduled task delivery to prevent false alerts.</w:t>
+            </w:r>
+          </w:p>
+        </w:tc>
+      </w:tr>
+      <w:tr>
+        <w:tc>
+          <w:tcPr>
+            <w:tcW w:type="dxa" w:w="2304"/>
+            <w:shd w:fill="FFFFFF"/>
+            <w:tcMar>
+              <w:top w:w="100" w:type="dxa"/>
+              <w:bottom w:w="100" w:type="dxa"/>
+              <w:left w:w="140" w:type="dxa"/>
+              <w:right w:w="140" w:type="dxa"/>
+            </w:tcMar>
+          </w:tcPr>
+          <w:p>
+            <w:pPr>
+              <w:spacing w:before="0" w:after="0" w:line="276" w:lineRule="auto"/>
+            </w:pPr>
+            <w:r>
+              <w:rPr>
+                <w:rFonts w:ascii="Arial" w:hAnsi="Arial"/>
+                <w:b/>
+                <w:color w:val="2D3748"/>
+                <w:sz w:val="18"/>
+              </w:rPr>
+              <w:t>system/startup.py</w:t>
+            </w:r>
+          </w:p>
+        </w:tc>
+        <w:tc>
+          <w:tcPr>
+            <w:tcW w:type="dxa" w:w="3168"/>
+            <w:shd w:fill="FFFFFF"/>
+            <w:tcMar>
+              <w:top w:w="100" w:type="dxa"/>
+              <w:bottom w:w="100" w:type="dxa"/>
+              <w:left w:w="140" w:type="dxa"/>
+              <w:right w:w="140" w:type="dxa"/>
+            </w:tcMar>
+          </w:tcPr>
+          <w:p>
+            <w:pPr>
+              <w:spacing w:before="0" w:after="0" w:line="276" w:lineRule="auto"/>
+            </w:pPr>
+            <w:r>
+              <w:rPr>
+                <w:rFonts w:ascii="Arial" w:hAnsi="Arial"/>
+                <w:color w:val="2D3748"/>
+                <w:sz w:val="18"/>
+              </w:rPr>
+              <w:t>ensure_startup_registered, is_enabled</w:t>
             </w:r>
           </w:p>
         </w:tc>
@@ -1144,15 +1475,15 @@
             <w:tcW w:type="dxa" w:w="3888"/>
             <w:shd w:fill="FFFFFF"/>
             <w:tcMar>
-              <w:top w:w="80" w:type="dxa"/>
-              <w:bottom w:w="80" w:type="dxa"/>
-              <w:left w:w="150" w:type="dxa"/>
-              <w:right w:w="150" w:type="dxa"/>
+              <w:top w:w="100" w:type="dxa"/>
+              <w:bottom w:w="100" w:type="dxa"/>
+              <w:left w:w="140" w:type="dxa"/>
+              <w:right w:w="140" w:type="dxa"/>
             </w:tcMar>
           </w:tcPr>
           <w:p>
             <w:pPr>
-              <w:jc w:val="left"/>
+              <w:spacing w:before="0" w:after="0" w:line="276" w:lineRule="auto"/>
             </w:pPr>
             <w:r>
               <w:rPr>
@@ -1160,7 +1491,85 @@
                 <w:color w:val="2D3748"/>
                 <w:sz w:val="18"/>
               </w:rPr>
-              <w:t>psutil CPU, RAM, Disk, Battery, Network telemetry collection with integer payload rounding</w:t>
+              <w:t>Windows HKCU Run key &amp; Task Scheduler watchdog; macOS LaunchAgent plist with KeepAlive and launchctl integration.</w:t>
+            </w:r>
+          </w:p>
+        </w:tc>
+      </w:tr>
+      <w:tr>
+        <w:tc>
+          <w:tcPr>
+            <w:tcW w:type="dxa" w:w="2304"/>
+            <w:shd w:fill="F8FAFC"/>
+            <w:tcMar>
+              <w:top w:w="100" w:type="dxa"/>
+              <w:bottom w:w="100" w:type="dxa"/>
+              <w:left w:w="140" w:type="dxa"/>
+              <w:right w:w="140" w:type="dxa"/>
+            </w:tcMar>
+          </w:tcPr>
+          <w:p>
+            <w:pPr>
+              <w:spacing w:before="0" w:after="0" w:line="276" w:lineRule="auto"/>
+            </w:pPr>
+            <w:r>
+              <w:rPr>
+                <w:rFonts w:ascii="Arial" w:hAnsi="Arial"/>
+                <w:b/>
+                <w:color w:val="2D3748"/>
+                <w:sz w:val="18"/>
+              </w:rPr>
+              <w:t>system/supervisor.py</w:t>
+            </w:r>
+          </w:p>
+        </w:tc>
+        <w:tc>
+          <w:tcPr>
+            <w:tcW w:type="dxa" w:w="3168"/>
+            <w:shd w:fill="F8FAFC"/>
+            <w:tcMar>
+              <w:top w:w="100" w:type="dxa"/>
+              <w:bottom w:w="100" w:type="dxa"/>
+              <w:left w:w="140" w:type="dxa"/>
+              <w:right w:w="140" w:type="dxa"/>
+            </w:tcMar>
+          </w:tcPr>
+          <w:p>
+            <w:pPr>
+              <w:spacing w:before="0" w:after="0" w:line="276" w:lineRule="auto"/>
+            </w:pPr>
+            <w:r>
+              <w:rPr>
+                <w:rFonts w:ascii="Arial" w:hAnsi="Arial"/>
+                <w:color w:val="2D3748"/>
+                <w:sz w:val="18"/>
+              </w:rPr>
+              <w:t>run_supervisor, spawn_detached_process</w:t>
+            </w:r>
+          </w:p>
+        </w:tc>
+        <w:tc>
+          <w:tcPr>
+            <w:tcW w:type="dxa" w:w="3888"/>
+            <w:shd w:fill="F8FAFC"/>
+            <w:tcMar>
+              <w:top w:w="100" w:type="dxa"/>
+              <w:bottom w:w="100" w:type="dxa"/>
+              <w:left w:w="140" w:type="dxa"/>
+              <w:right w:w="140" w:type="dxa"/>
+            </w:tcMar>
+          </w:tcPr>
+          <w:p>
+            <w:pPr>
+              <w:spacing w:before="0" w:after="0" w:line="276" w:lineRule="auto"/>
+            </w:pPr>
+            <w:r>
+              <w:rPr>
+                <w:rFonts w:ascii="Arial" w:hAnsi="Arial"/>
+                <w:color w:val="2D3748"/>
+                <w:sz w:val="18"/>
+              </w:rPr>
+              <w:t>Detached background supervisor process (iHRMS-Supervisor.exe) monitoring main PID on Windows.</w:t>
             </w:r>
           </w:p>
         </w:tc>
@@ -1168,83 +1577,147 @@
     </w:tbl>
     <w:p>
       <w:pPr>
-        <w:spacing w:after="160"/>
+        <w:spacing w:after="120"/>
       </w:pPr>
     </w:p>
     <w:p>
       <w:pPr>
-        <w:keepNext/>
-        <w:spacing w:before="280" w:after="120"/>
+        <w:spacing w:before="280" w:after="80"/>
       </w:pPr>
       <w:r>
         <w:rPr>
           <w:rFonts w:ascii="Arial" w:hAnsi="Arial"/>
           <w:b/>
           <w:color w:val="0F2942"/>
-          <w:sz w:val="28"/>
+          <w:sz w:val="24"/>
         </w:rPr>
         <w:t>2. Detailed Logic &amp; Algorithm Specifications</w:t>
       </w:r>
     </w:p>
     <w:p>
       <w:pPr>
-        <w:keepNext/>
-        <w:spacing w:before="200" w:after="80"/>
+        <w:spacing w:before="200" w:after="60"/>
       </w:pPr>
       <w:r>
         <w:rPr>
           <w:rFonts w:ascii="Arial" w:hAnsi="Arial"/>
           <w:b/>
-          <w:color w:val="0D9488"/>
-          <w:sz w:val="23"/>
+          <w:color w:val="0F2942"/>
+          <w:sz w:val="21"/>
         </w:rPr>
-        <w:t>2.1 Semantic Version Comparison (is_newer_version)</w:t>
+        <w:t>2.1 Semantic Numerical Version Comparison (is_newer_version)</w:t>
       </w:r>
     </w:p>
     <w:p>
       <w:pPr>
-        <w:spacing w:after="120" w:line="276" w:lineRule="auto"/>
+        <w:spacing w:before="0" w:after="120" w:line="276" w:lineRule="auto"/>
       </w:pPr>
       <w:r>
         <w:rPr>
           <w:rFonts w:ascii="Arial" w:hAnsi="Arial"/>
-          <w:color w:val="2D3748"/>
-          <w:sz w:val="20"/>
+          <w:color w:val="334155"/>
+          <w:sz w:val="19"/>
         </w:rPr>
-        <w:t>Version strings are parsed into comparable integer tuples via parse_version(v). For example, '2.0.2' -&gt; (2, 0, 2) and '2.1' -&gt; (2, 1, 0). Tuples are normalized to equal length and evaluated numerically (s_norm &gt; c_norm). Missing, malformed, or older versions strictly evaluate to False.</w:t>
+        <w:t>Version strings are parsed into comparable integer tuples via parse_version(v). For example, '1.1' -&gt; (1, 1, 0) and '2.0.2' -&gt; (2, 0, 2). Tuples are normalized to equal length and evaluated numerically (server_norm &gt; current_norm). Missing, malformed, equal, or older versions strictly evaluate to False, preventing unwanted downgrades or redundant update triggers.</w:t>
       </w:r>
     </w:p>
     <w:p>
       <w:pPr>
-        <w:keepNext/>
-        <w:spacing w:before="200" w:after="80"/>
+        <w:spacing w:before="200" w:after="60"/>
       </w:pPr>
       <w:r>
         <w:rPr>
           <w:rFonts w:ascii="Arial" w:hAnsi="Arial"/>
           <w:b/>
-          <w:color w:val="0D9488"/>
-          <w:sz w:val="23"/>
+          <w:color w:val="0F2942"/>
+          <w:sz w:val="21"/>
         </w:rPr>
-        <w:t>2.2 Detached Silent Updater Process Execution</w:t>
+        <w:t>2.2 Process Termination &amp; Crash Recovery Watchdog</w:t>
       </w:r>
     </w:p>
     <w:p>
       <w:pPr>
-        <w:spacing w:after="120" w:line="276" w:lineRule="auto"/>
+        <w:spacing w:before="0" w:after="120" w:line="276" w:lineRule="auto"/>
       </w:pPr>
       <w:r>
         <w:rPr>
           <w:rFonts w:ascii="Arial" w:hAnsi="Arial"/>
-          <w:color w:val="2D3748"/>
-          <w:sz w:val="20"/>
+          <w:color w:val="334155"/>
+          <w:sz w:val="19"/>
         </w:rPr>
-        <w:t>When an update is verified and downloaded, the main application writes a detached runner script (hidden_updater.vbs on Windows / helper bash script on macOS), spawns it as a detached independent process via wscript.exe //B, and cleanly terminates the running application to release all binary file locks.</w:t>
+        <w:t>On Windows, the application spawns a transparent detached supervisor process (iHRMS-Supervisor.exe) targeting the main process PID. If the main process terminates unexpectedly (e.g. killed from Task Manager or unhandled crash), the supervisor restarts the application with --startup. Clean user exits (tray Quit or logout) set a clean_shutdown flag in SessionStore, instructing the supervisor to exit cleanly without restarting. A 5-minute Task Scheduler job serves as an OS-level watchdog.</w:t>
+      </w:r>
+    </w:p>
+    <w:p>
+      <w:pPr>
+        <w:spacing w:before="0" w:after="120" w:line="276" w:lineRule="auto"/>
+      </w:pPr>
+      <w:r>
+        <w:rPr>
+          <w:rFonts w:ascii="Arial" w:hAnsi="Arial"/>
+          <w:color w:val="334155"/>
+          <w:sz w:val="19"/>
+        </w:rPr>
+        <w:t>On macOS, the per-user LaunchAgent plist (~/Library/LaunchAgents/com.indovision.ihrms-desktop.plist) is configured with KeepAlive specifying SuccessfulExit: false and Crashed: true, alongside ThrottleInterval: 10. The native macOS launchd daemon automatically restarts the app upon crash or force-quit while respecting clean exits (exit code 0).</w:t>
+      </w:r>
+    </w:p>
+    <w:p>
+      <w:pPr>
+        <w:spacing w:before="200" w:after="60"/>
+      </w:pPr>
+      <w:r>
+        <w:rPr>
+          <w:rFonts w:ascii="Arial" w:hAnsi="Arial"/>
+          <w:b/>
+          <w:color w:val="0F2942"/>
+          <w:sz w:val="21"/>
+        </w:rPr>
+        <w:t>2.3 Single-Instance Guard &amp; Top-Level Window Activation</w:t>
+      </w:r>
+    </w:p>
+    <w:p>
+      <w:pPr>
+        <w:spacing w:before="0" w:after="120" w:line="276" w:lineRule="auto"/>
+      </w:pPr>
+      <w:r>
+        <w:rPr>
+          <w:rFonts w:ascii="Arial" w:hAnsi="Arial"/>
+          <w:color w:val="334155"/>
+          <w:sz w:val="19"/>
+        </w:rPr>
+        <w:t>A QLockFile located in the system temporary directory enforces a single running instance. Stale locks older than 15 seconds are inspected against psutil live process lists; if the holding PID is inactive, the stale lock is removed. When an active instance is running, the secondary launch activates the genuine top-level window (via win32gui.SetForegroundWindow on Windows or osascript application activation on macOS) and exits immediately with code 0 without creating blank taskbar previews.</w:t>
+      </w:r>
+    </w:p>
+    <w:p>
+      <w:pPr>
+        <w:spacing w:before="200" w:after="60"/>
+      </w:pPr>
+      <w:r>
+        <w:rPr>
+          <w:rFonts w:ascii="Arial" w:hAnsi="Arial"/>
+          <w:b/>
+          <w:color w:val="0F2942"/>
+          <w:sz w:val="21"/>
+        </w:rPr>
+        <w:t>2.4 Detached Silent Auto-Update Execution</w:t>
+      </w:r>
+    </w:p>
+    <w:p>
+      <w:pPr>
+        <w:spacing w:before="0" w:after="120" w:line="276" w:lineRule="auto"/>
+      </w:pPr>
+      <w:r>
+        <w:rPr>
+          <w:rFonts w:ascii="Arial" w:hAnsi="Arial"/>
+          <w:color w:val="334155"/>
+          <w:sz w:val="19"/>
+        </w:rPr>
+        <w:t>Upon successful download and PE/DMG validation, UpdateService executes a pre-update flush of all pending activities and screenshots. It generates a detached runner script (hidden_updater.vbs on Windows / helper shell script on macOS), executes it via a detached process (wscript.exe //B on Windows), clears the single-instance lock file, and terminates the application cleanly to release binary file locks. Following installation, the app restarts with --startup, restores the session, and resumes tracking.</w:t>
       </w:r>
     </w:p>
     <w:sectPr>
       <w:pgSz w:w="12240" w:h="15840"/>
-      <w:pgMar w:top="1152" w:right="1152" w:bottom="1152" w:left="1152" w:header="720" w:footer="720" w:gutter="0"/>
+      <w:pgMar w:top="1440" w:right="1800" w:bottom="1440" w:left="1800" w:header="720" w:footer="720" w:gutter="0"/>
       <w:cols w:space="720"/>
       <w:docGrid w:linePitch="360"/>
     </w:sectPr>
